--- a/docs/Inferopt-Experiments.docx
+++ b/docs/Inferopt-Experiments.docx
@@ -94,6 +94,489 @@
     </w:p>
     <w:p>
       <w:pPr>
+        <w:pStyle w:val="ListBullet"/>
+        <w:spacing w:after="60"/>
+      </w:pPr>
+      <w:r>
+        <w:t>The MoE's lossy search took it from 35.8 to 524.3 tok/s, 14.6x, on NVFP4 weights over an FP8 KV cache, at 17 GB instead of 61.1 GB. This is the largest gain recorded in any experiment here, and it carries three caveats that are set out with the result rather than in a footnote — an unconfirmed accuracy reading, a TTFT p99 that misses the SLO, and one variant that never loaded.</w:t>
+      </w:r>
+    </w:p>
+    <w:p>
+      <w:pPr>
+        <w:pStyle w:val="ListBullet"/>
+        <w:spacing w:after="60"/>
+      </w:pPr>
+      <w:r>
+        <w:t>THE SEARCH IS PATH-DEPENDENT, and this is now demonstrated rather than suspected. Two lossless traversals of the same model, hardware, trace and SLO reached different answers: runs/moe-lossless-2 KEPT prefix caching and finished at 66.6 tok/s, while runs/moe-lossy-2 REVERTED it at −22.9% and finished its lossless stage at 50.9. A greedy walk that decides each node against a single measurement inherits that measurement's noise for the rest of the run.</w:t>
+      </w:r>
+    </w:p>
+    <w:p>
+      <w:pPr>
+        <w:pStyle w:val="Heading1"/>
+      </w:pPr>
+      <w:r>
+        <w:t>What has and has not been run</w:t>
+      </w:r>
+    </w:p>
+    <w:p>
+      <w:pPr>
+        <w:spacing w:after="120"/>
+      </w:pPr>
+      <w:r>
+        <w:rPr>
+          <w:b w:val="0"/>
+          <w:i w:val="0"/>
+        </w:rPr>
+        <w:t>A dash means the experiment was not performed, not that it produced nothing. The two models have NOT had the same treatment, and reading any comparison below without this table will overstate what is known.</w:t>
+      </w:r>
+    </w:p>
+    <w:tbl>
+      <w:tblPr>
+        <w:tblStyle w:val="LightGrid-Accent1"/>
+        <w:tblW w:type="auto" w:w="0"/>
+        <w:jc w:val="center"/>
+        <w:tblLook w:firstColumn="1" w:firstRow="1" w:lastColumn="0" w:lastRow="0" w:noHBand="0" w:noVBand="1" w:val="04A0"/>
+      </w:tblPr>
+      <w:tblGrid>
+        <w:gridCol w:w="2160"/>
+        <w:gridCol w:w="2160"/>
+        <w:gridCol w:w="2160"/>
+        <w:gridCol w:w="2160"/>
+      </w:tblGrid>
+      <w:tr>
+        <w:tc>
+          <w:tcPr>
+            <w:tcW w:type="dxa" w:w="1656"/>
+          </w:tcPr>
+          <w:p>
+            <w:r/>
+            <w:r>
+              <w:rPr>
+                <w:b/>
+                <w:sz w:val="16"/>
+              </w:rPr>
+              <w:t>experiment</w:t>
+            </w:r>
+          </w:p>
+        </w:tc>
+        <w:tc>
+          <w:tcPr>
+            <w:tcW w:type="dxa" w:w="1440"/>
+          </w:tcPr>
+          <w:p>
+            <w:r/>
+            <w:r>
+              <w:rPr>
+                <w:b/>
+                <w:sz w:val="16"/>
+              </w:rPr>
+              <w:t>instrument</w:t>
+            </w:r>
+          </w:p>
+        </w:tc>
+        <w:tc>
+          <w:tcPr>
+            <w:tcW w:type="dxa" w:w="2880"/>
+          </w:tcPr>
+          <w:p>
+            <w:r/>
+            <w:r>
+              <w:rPr>
+                <w:b/>
+                <w:sz w:val="16"/>
+              </w:rPr>
+              <w:t>Qwen3-14B</w:t>
+            </w:r>
+          </w:p>
+        </w:tc>
+        <w:tc>
+          <w:tcPr>
+            <w:tcW w:type="dxa" w:w="3168"/>
+          </w:tcPr>
+          <w:p>
+            <w:r/>
+            <w:r>
+              <w:rPr>
+                <w:b/>
+                <w:sz w:val="16"/>
+              </w:rPr>
+              <w:t>Qwen3-30B-A3B</w:t>
+            </w:r>
+          </w:p>
+        </w:tc>
+      </w:tr>
+      <w:tr>
+        <w:tc>
+          <w:tcPr>
+            <w:tcW w:type="dxa" w:w="1656"/>
+          </w:tcPr>
+          <w:p>
+            <w:r/>
+            <w:r>
+              <w:rPr>
+                <w:b/>
+                <w:sz w:val="16"/>
+              </w:rPr>
+              <w:t>lossless search</w:t>
+            </w:r>
+          </w:p>
+        </w:tc>
+        <w:tc>
+          <w:tcPr>
+            <w:tcW w:type="dxa" w:w="1440"/>
+          </w:tcPr>
+          <w:p>
+            <w:r/>
+            <w:r>
+              <w:rPr>
+                <w:sz w:val="16"/>
+              </w:rPr>
+              <w:t>traversal, swept</w:t>
+            </w:r>
+          </w:p>
+        </w:tc>
+        <w:tc>
+          <w:tcPr>
+            <w:tcW w:type="dxa" w:w="2880"/>
+          </w:tcPr>
+          <w:p>
+            <w:r/>
+            <w:r>
+              <w:rPr>
+                <w:sz w:val="16"/>
+              </w:rPr>
+              <w:t>runs/ninth — 10 launches</w:t>
+            </w:r>
+          </w:p>
+        </w:tc>
+        <w:tc>
+          <w:tcPr>
+            <w:tcW w:type="dxa" w:w="3168"/>
+          </w:tcPr>
+          <w:p>
+            <w:r/>
+            <w:r>
+              <w:rPr>
+                <w:sz w:val="16"/>
+              </w:rPr>
+              <w:t>runs/moe-lossless-2 — 12 launches</w:t>
+              <w:br/>
+              <w:t>runs/moe-lossy-2 — repeated, and DISAGREED</w:t>
+            </w:r>
+          </w:p>
+        </w:tc>
+      </w:tr>
+      <w:tr>
+        <w:tc>
+          <w:tcPr>
+            <w:tcW w:type="dxa" w:w="1656"/>
+          </w:tcPr>
+          <w:p>
+            <w:r/>
+            <w:r>
+              <w:rPr>
+                <w:b/>
+                <w:sz w:val="16"/>
+              </w:rPr>
+              <w:t>lossy search (weights)</w:t>
+            </w:r>
+          </w:p>
+        </w:tc>
+        <w:tc>
+          <w:tcPr>
+            <w:tcW w:type="dxa" w:w="1440"/>
+          </w:tcPr>
+          <w:p>
+            <w:r/>
+            <w:r>
+              <w:rPr>
+                <w:sz w:val="16"/>
+              </w:rPr>
+              <w:t>traversal, swept</w:t>
+            </w:r>
+          </w:p>
+        </w:tc>
+        <w:tc>
+          <w:tcPr>
+            <w:tcW w:type="dxa" w:w="2880"/>
+          </w:tcPr>
+          <w:p>
+            <w:r/>
+            <w:r>
+              <w:rPr>
+                <w:sz w:val="16"/>
+              </w:rPr>
+              <w:t>-  never run: every 14B traversal used --lossless-only, which parks the whole lossy branch</w:t>
+            </w:r>
+          </w:p>
+        </w:tc>
+        <w:tc>
+          <w:tcPr>
+            <w:tcW w:type="dxa" w:w="3168"/>
+          </w:tcPr>
+          <w:p>
+            <w:r/>
+            <w:r>
+              <w:rPr>
+                <w:sz w:val="16"/>
+              </w:rPr>
+              <w:t>runs/moe-lossy-2 — 21 launches, all four variants</w:t>
+            </w:r>
+          </w:p>
+        </w:tc>
+      </w:tr>
+      <w:tr>
+        <w:tc>
+          <w:tcPr>
+            <w:tcW w:type="dxa" w:w="1656"/>
+          </w:tcPr>
+          <w:p>
+            <w:r/>
+            <w:r>
+              <w:rPr>
+                <w:b/>
+                <w:sz w:val="16"/>
+              </w:rPr>
+              <w:t>lossy ladder, MATH-500</w:t>
+            </w:r>
+          </w:p>
+        </w:tc>
+        <w:tc>
+          <w:tcPr>
+            <w:tcW w:type="dxa" w:w="1440"/>
+          </w:tcPr>
+          <w:p>
+            <w:r/>
+            <w:r>
+              <w:rPr>
+                <w:sz w:val="16"/>
+              </w:rPr>
+              <w:t>ladder, pinned L=30</w:t>
+            </w:r>
+          </w:p>
+        </w:tc>
+        <w:tc>
+          <w:tcPr>
+            <w:tcW w:type="dxa" w:w="2880"/>
+          </w:tcPr>
+          <w:p>
+            <w:r/>
+            <w:r>
+              <w:rPr>
+                <w:sz w:val="16"/>
+              </w:rPr>
+              <w:t>7 rungs: stock, lossless, fp8, autoquant@6.0, autoquant@5.15, nvfp4, w4a16</w:t>
+            </w:r>
+          </w:p>
+        </w:tc>
+        <w:tc>
+          <w:tcPr>
+            <w:tcW w:type="dxa" w:w="3168"/>
+          </w:tcPr>
+          <w:p>
+            <w:r/>
+            <w:r>
+              <w:rPr>
+                <w:sz w:val="16"/>
+              </w:rPr>
+              <w:t>-  not run</w:t>
+            </w:r>
+          </w:p>
+        </w:tc>
+      </w:tr>
+      <w:tr>
+        <w:tc>
+          <w:tcPr>
+            <w:tcW w:type="dxa" w:w="1656"/>
+          </w:tcPr>
+          <w:p>
+            <w:r/>
+            <w:r>
+              <w:rPr>
+                <w:b/>
+                <w:sz w:val="16"/>
+              </w:rPr>
+              <w:t>lossy ladder, MBPP+</w:t>
+            </w:r>
+          </w:p>
+        </w:tc>
+        <w:tc>
+          <w:tcPr>
+            <w:tcW w:type="dxa" w:w="1440"/>
+          </w:tcPr>
+          <w:p>
+            <w:r/>
+            <w:r>
+              <w:rPr>
+                <w:sz w:val="16"/>
+              </w:rPr>
+              <w:t>ladder, pinned L=30</w:t>
+            </w:r>
+          </w:p>
+        </w:tc>
+        <w:tc>
+          <w:tcPr>
+            <w:tcW w:type="dxa" w:w="2880"/>
+          </w:tcPr>
+          <w:p>
+            <w:r/>
+            <w:r>
+              <w:rPr>
+                <w:sz w:val="16"/>
+              </w:rPr>
+              <w:t>7 rungs</w:t>
+            </w:r>
+          </w:p>
+        </w:tc>
+        <w:tc>
+          <w:tcPr>
+            <w:tcW w:type="dxa" w:w="3168"/>
+          </w:tcPr>
+          <w:p>
+            <w:r/>
+            <w:r>
+              <w:rPr>
+                <w:sz w:val="16"/>
+              </w:rPr>
+              <w:t>-  not run</w:t>
+            </w:r>
+          </w:p>
+        </w:tc>
+      </w:tr>
+      <w:tr>
+        <w:tc>
+          <w:tcPr>
+            <w:tcW w:type="dxa" w:w="1656"/>
+          </w:tcPr>
+          <w:p>
+            <w:r/>
+            <w:r>
+              <w:rPr>
+                <w:b/>
+                <w:sz w:val="16"/>
+              </w:rPr>
+              <w:t>n=500 confirmation</w:t>
+            </w:r>
+          </w:p>
+        </w:tc>
+        <w:tc>
+          <w:tcPr>
+            <w:tcW w:type="dxa" w:w="1440"/>
+          </w:tcPr>
+          <w:p>
+            <w:r/>
+            <w:r>
+              <w:rPr>
+                <w:sz w:val="16"/>
+              </w:rPr>
+              <w:t>ladder, pinned L=30</w:t>
+            </w:r>
+          </w:p>
+        </w:tc>
+        <w:tc>
+          <w:tcPr>
+            <w:tcW w:type="dxa" w:w="2880"/>
+          </w:tcPr>
+          <w:p>
+            <w:r/>
+            <w:r>
+              <w:rPr>
+                <w:sz w:val="16"/>
+              </w:rPr>
+              <w:t>stock and nvfp4 only</w:t>
+            </w:r>
+          </w:p>
+        </w:tc>
+        <w:tc>
+          <w:tcPr>
+            <w:tcW w:type="dxa" w:w="3168"/>
+          </w:tcPr>
+          <w:p>
+            <w:r/>
+            <w:r>
+              <w:rPr>
+                <w:sz w:val="16"/>
+              </w:rPr>
+              <w:t>-  not run</w:t>
+            </w:r>
+          </w:p>
+        </w:tc>
+      </w:tr>
+      <w:tr>
+        <w:tc>
+          <w:tcPr>
+            <w:tcW w:type="dxa" w:w="1656"/>
+          </w:tcPr>
+          <w:p>
+            <w:r/>
+            <w:r>
+              <w:rPr>
+                <w:b/>
+                <w:sz w:val="16"/>
+              </w:rPr>
+              <w:t>stock reference</w:t>
+            </w:r>
+          </w:p>
+        </w:tc>
+        <w:tc>
+          <w:tcPr>
+            <w:tcW w:type="dxa" w:w="1440"/>
+          </w:tcPr>
+          <w:p>
+            <w:r/>
+            <w:r>
+              <w:rPr>
+                <w:sz w:val="16"/>
+              </w:rPr>
+              <w:t>ladder, pinned</w:t>
+            </w:r>
+          </w:p>
+        </w:tc>
+        <w:tc>
+          <w:tcPr>
+            <w:tcW w:type="dxa" w:w="2880"/>
+          </w:tcPr>
+          <w:p>
+            <w:r/>
+            <w:r>
+              <w:rPr>
+                <w:sz w:val="16"/>
+              </w:rPr>
+              <w:t>runs/quantize/q_stock</w:t>
+            </w:r>
+          </w:p>
+        </w:tc>
+        <w:tc>
+          <w:tcPr>
+            <w:tcW w:type="dxa" w:w="3168"/>
+          </w:tcPr>
+          <w:p>
+            <w:r/>
+            <w:r>
+              <w:rPr>
+                <w:sz w:val="16"/>
+              </w:rPr>
+              <w:t>runs/moe-stock — ONE point at L=8, not a sweep</w:t>
+            </w:r>
+          </w:p>
+        </w:tc>
+      </w:tr>
+    </w:tbl>
+    <w:p>
+      <w:pPr>
+        <w:spacing w:after="120"/>
+      </w:pPr>
+      <w:r>
+        <w:rPr>
+          <w:b w:val="0"/>
+          <w:i/>
+          <w:sz w:val="19"/>
+        </w:rPr>
+        <w:t>The asymmetry matters in one direction especially: the 14B's lossy numbers come from the LADDER, which pins the operating point, while the MoE's come from the TRAVERSAL, which sweeps it. A 14B lossy row and a MoE lossy row are therefore not comparable, and the MoE numbers are the more favourable instrument. Closing that gap needs one 14B traversal run without --lossless-only.</w:t>
+      </w:r>
+    </w:p>
+    <w:p>
+      <w:pPr>
         <w:pStyle w:val="Heading1"/>
       </w:pPr>
       <w:r>
@@ -887,7 +1370,7 @@
               <w:rPr>
                 <w:sz w:val="16"/>
               </w:rPr>
-              <w:t>revert</w:t>
+              <w:t>seed</w:t>
             </w:r>
           </w:p>
         </w:tc>
@@ -9648,6 +10131,4002 @@
       </w:r>
     </w:p>
     <w:p>
+      <w:r>
+        <w:br w:type="page"/>
+      </w:r>
+    </w:p>
+    <w:p>
+      <w:pPr>
+        <w:pStyle w:val="Heading1"/>
+      </w:pPr>
+      <w:r>
+        <w:t>Experiment 5 — Qwen3-30B-A3B (MoE), lossy search</w:t>
+      </w:r>
+    </w:p>
+    <w:p>
+      <w:pPr>
+        <w:spacing w:after="120"/>
+      </w:pPr>
+      <w:r>
+        <w:rPr>
+          <w:b w:val="0"/>
+          <w:i/>
+          <w:sz w:val="19"/>
+        </w:rPr>
+        <w:t>run.py optimize, swept, 21 launches, 262 minutes. The first traversal on either model to run the lossy branch.</w:t>
+      </w:r>
+    </w:p>
+    <w:tbl>
+      <w:tblPr>
+        <w:tblStyle w:val="LightGrid-Accent1"/>
+        <w:tblW w:type="auto" w:w="0"/>
+        <w:jc w:val="center"/>
+        <w:tblLook w:firstColumn="1" w:firstRow="1" w:lastColumn="0" w:lastRow="0" w:noHBand="0" w:noVBand="1" w:val="04A0"/>
+      </w:tblPr>
+      <w:tblGrid>
+        <w:gridCol w:w="864"/>
+        <w:gridCol w:w="864"/>
+        <w:gridCol w:w="864"/>
+        <w:gridCol w:w="864"/>
+        <w:gridCol w:w="864"/>
+        <w:gridCol w:w="864"/>
+        <w:gridCol w:w="864"/>
+        <w:gridCol w:w="864"/>
+        <w:gridCol w:w="864"/>
+        <w:gridCol w:w="864"/>
+      </w:tblGrid>
+      <w:tr>
+        <w:tc>
+          <w:tcPr>
+            <w:tcW w:type="dxa" w:w="1872"/>
+          </w:tcPr>
+          <w:p>
+            <w:r/>
+            <w:r>
+              <w:rPr>
+                <w:b/>
+                <w:sz w:val="16"/>
+              </w:rPr>
+              <w:t>node</w:t>
+            </w:r>
+          </w:p>
+        </w:tc>
+        <w:tc>
+          <w:tcPr>
+            <w:tcW w:type="dxa" w:w="893"/>
+          </w:tcPr>
+          <w:p>
+            <w:r/>
+            <w:r>
+              <w:rPr>
+                <w:b/>
+                <w:sz w:val="16"/>
+              </w:rPr>
+              <w:t>variant</w:t>
+            </w:r>
+          </w:p>
+        </w:tc>
+        <w:tc>
+          <w:tcPr>
+            <w:tcW w:type="dxa" w:w="691"/>
+          </w:tcPr>
+          <w:p>
+            <w:r/>
+            <w:r>
+              <w:rPr>
+                <w:b/>
+                <w:sz w:val="16"/>
+              </w:rPr>
+              <w:t>kept</w:t>
+            </w:r>
+          </w:p>
+        </w:tc>
+        <w:tc>
+          <w:tcPr>
+            <w:tcW w:type="dxa" w:w="835"/>
+          </w:tcPr>
+          <w:p>
+            <w:r/>
+            <w:r>
+              <w:rPr>
+                <w:b/>
+                <w:sz w:val="16"/>
+              </w:rPr>
+              <w:t>goodput</w:t>
+              <w:br/>
+              <w:t>tok/s</w:t>
+            </w:r>
+          </w:p>
+        </w:tc>
+        <w:tc>
+          <w:tcPr>
+            <w:tcW w:type="dxa" w:w="792"/>
+          </w:tcPr>
+          <w:p>
+            <w:r/>
+            <w:r>
+              <w:rPr>
+                <w:b/>
+                <w:sz w:val="16"/>
+              </w:rPr>
+              <w:t>vs seed</w:t>
+            </w:r>
+          </w:p>
+        </w:tc>
+        <w:tc>
+          <w:tcPr>
+            <w:tcW w:type="dxa" w:w="792"/>
+          </w:tcPr>
+          <w:p>
+            <w:r/>
+            <w:r>
+              <w:rPr>
+                <w:b/>
+                <w:sz w:val="16"/>
+              </w:rPr>
+              <w:t>TTFT p99</w:t>
+            </w:r>
+          </w:p>
+        </w:tc>
+        <w:tc>
+          <w:tcPr>
+            <w:tcW w:type="dxa" w:w="720"/>
+          </w:tcPr>
+          <w:p>
+            <w:r/>
+            <w:r>
+              <w:rPr>
+                <w:b/>
+                <w:sz w:val="16"/>
+              </w:rPr>
+              <w:t>ITL p99</w:t>
+            </w:r>
+          </w:p>
+        </w:tc>
+        <w:tc>
+          <w:tcPr>
+            <w:tcW w:type="dxa" w:w="403"/>
+          </w:tcPr>
+          <w:p>
+            <w:r/>
+            <w:r>
+              <w:rPr>
+                <w:b/>
+                <w:sz w:val="16"/>
+              </w:rPr>
+              <w:t>L</w:t>
+            </w:r>
+          </w:p>
+        </w:tc>
+        <w:tc>
+          <w:tcPr>
+            <w:tcW w:type="dxa" w:w="792"/>
+          </w:tcPr>
+          <w:p>
+            <w:r/>
+            <w:r>
+              <w:rPr>
+                <w:b/>
+                <w:sz w:val="16"/>
+              </w:rPr>
+              <w:t>replicas</w:t>
+            </w:r>
+          </w:p>
+        </w:tc>
+        <w:tc>
+          <w:tcPr>
+            <w:tcW w:type="dxa" w:w="864"/>
+          </w:tcPr>
+          <w:p>
+            <w:r/>
+            <w:r>
+              <w:rPr>
+                <w:b/>
+                <w:sz w:val="16"/>
+              </w:rPr>
+              <w:t>MATH-500</w:t>
+            </w:r>
+          </w:p>
+        </w:tc>
+      </w:tr>
+      <w:tr>
+        <w:tc>
+          <w:tcPr>
+            <w:tcW w:type="dxa" w:w="1872"/>
+          </w:tcPr>
+          <w:p>
+            <w:r/>
+            <w:r>
+              <w:rPr>
+                <w:b/>
+                <w:sz w:val="16"/>
+              </w:rPr>
+              <w:t>stage_1_3 (seed)</w:t>
+            </w:r>
+          </w:p>
+        </w:tc>
+        <w:tc>
+          <w:tcPr>
+            <w:tcW w:type="dxa" w:w="893"/>
+          </w:tcPr>
+          <w:p>
+            <w:r/>
+            <w:r>
+              <w:rPr>
+                <w:sz w:val="16"/>
+              </w:rPr>
+              <w:t>-</w:t>
+            </w:r>
+          </w:p>
+        </w:tc>
+        <w:tc>
+          <w:tcPr>
+            <w:tcW w:type="dxa" w:w="691"/>
+          </w:tcPr>
+          <w:p>
+            <w:r/>
+            <w:r>
+              <w:rPr>
+                <w:sz w:val="16"/>
+              </w:rPr>
+              <w:t>seed</w:t>
+            </w:r>
+          </w:p>
+        </w:tc>
+        <w:tc>
+          <w:tcPr>
+            <w:tcW w:type="dxa" w:w="835"/>
+          </w:tcPr>
+          <w:p>
+            <w:r/>
+            <w:r>
+              <w:rPr>
+                <w:sz w:val="16"/>
+              </w:rPr>
+              <w:t>35.8</w:t>
+            </w:r>
+          </w:p>
+        </w:tc>
+        <w:tc>
+          <w:tcPr>
+            <w:tcW w:type="dxa" w:w="792"/>
+          </w:tcPr>
+          <w:p>
+            <w:r/>
+            <w:r>
+              <w:rPr>
+                <w:sz w:val="16"/>
+              </w:rPr>
+              <w:t>+0.0%</w:t>
+            </w:r>
+          </w:p>
+        </w:tc>
+        <w:tc>
+          <w:tcPr>
+            <w:tcW w:type="dxa" w:w="792"/>
+          </w:tcPr>
+          <w:p>
+            <w:r/>
+            <w:r>
+              <w:rPr>
+                <w:sz w:val="16"/>
+              </w:rPr>
+              <w:t>482ms</w:t>
+            </w:r>
+          </w:p>
+        </w:tc>
+        <w:tc>
+          <w:tcPr>
+            <w:tcW w:type="dxa" w:w="720"/>
+          </w:tcPr>
+          <w:p>
+            <w:r/>
+            <w:r>
+              <w:rPr>
+                <w:sz w:val="16"/>
+              </w:rPr>
+              <w:t>47ms</w:t>
+            </w:r>
+          </w:p>
+        </w:tc>
+        <w:tc>
+          <w:tcPr>
+            <w:tcW w:type="dxa" w:w="403"/>
+          </w:tcPr>
+          <w:p>
+            <w:r/>
+            <w:r>
+              <w:rPr>
+                <w:sz w:val="16"/>
+              </w:rPr>
+              <w:t>2</w:t>
+            </w:r>
+          </w:p>
+        </w:tc>
+        <w:tc>
+          <w:tcPr>
+            <w:tcW w:type="dxa" w:w="792"/>
+          </w:tcPr>
+          <w:p>
+            <w:r/>
+            <w:r>
+              <w:rPr>
+                <w:sz w:val="16"/>
+              </w:rPr>
+              <w:t>117</w:t>
+            </w:r>
+          </w:p>
+        </w:tc>
+        <w:tc>
+          <w:tcPr>
+            <w:tcW w:type="dxa" w:w="864"/>
+          </w:tcPr>
+          <w:p>
+            <w:r/>
+            <w:r>
+              <w:rPr>
+                <w:sz w:val="16"/>
+              </w:rPr>
+              <w:t>0.7000</w:t>
+            </w:r>
+          </w:p>
+        </w:tc>
+      </w:tr>
+      <w:tr>
+        <w:tc>
+          <w:tcPr>
+            <w:tcW w:type="dxa" w:w="1872"/>
+          </w:tcPr>
+          <w:p>
+            <w:r/>
+            <w:r>
+              <w:rPr>
+                <w:b/>
+                <w:sz w:val="16"/>
+              </w:rPr>
+              <w:t>prefix_caching</w:t>
+            </w:r>
+          </w:p>
+        </w:tc>
+        <w:tc>
+          <w:tcPr>
+            <w:tcW w:type="dxa" w:w="893"/>
+          </w:tcPr>
+          <w:p>
+            <w:r/>
+            <w:r>
+              <w:rPr>
+                <w:sz w:val="16"/>
+              </w:rPr>
+              <w:t>-</w:t>
+            </w:r>
+          </w:p>
+        </w:tc>
+        <w:tc>
+          <w:tcPr>
+            <w:tcW w:type="dxa" w:w="691"/>
+          </w:tcPr>
+          <w:p>
+            <w:r/>
+            <w:r>
+              <w:rPr>
+                <w:sz w:val="16"/>
+              </w:rPr>
+              <w:t>revert</w:t>
+            </w:r>
+          </w:p>
+        </w:tc>
+        <w:tc>
+          <w:tcPr>
+            <w:tcW w:type="dxa" w:w="835"/>
+          </w:tcPr>
+          <w:p>
+            <w:r/>
+            <w:r>
+              <w:rPr>
+                <w:sz w:val="16"/>
+              </w:rPr>
+              <w:t>27.6</w:t>
+            </w:r>
+          </w:p>
+        </w:tc>
+        <w:tc>
+          <w:tcPr>
+            <w:tcW w:type="dxa" w:w="792"/>
+          </w:tcPr>
+          <w:p>
+            <w:r/>
+            <w:r>
+              <w:rPr>
+                <w:sz w:val="16"/>
+              </w:rPr>
+              <w:t>-22.9%</w:t>
+            </w:r>
+          </w:p>
+        </w:tc>
+        <w:tc>
+          <w:tcPr>
+            <w:tcW w:type="dxa" w:w="792"/>
+          </w:tcPr>
+          <w:p>
+            <w:r/>
+            <w:r>
+              <w:rPr>
+                <w:sz w:val="16"/>
+              </w:rPr>
+              <w:t>693ms</w:t>
+            </w:r>
+          </w:p>
+        </w:tc>
+        <w:tc>
+          <w:tcPr>
+            <w:tcW w:type="dxa" w:w="720"/>
+          </w:tcPr>
+          <w:p>
+            <w:r/>
+            <w:r>
+              <w:rPr>
+                <w:sz w:val="16"/>
+              </w:rPr>
+              <w:t>77ms</w:t>
+            </w:r>
+          </w:p>
+        </w:tc>
+        <w:tc>
+          <w:tcPr>
+            <w:tcW w:type="dxa" w:w="403"/>
+          </w:tcPr>
+          <w:p>
+            <w:r/>
+            <w:r>
+              <w:rPr>
+                <w:sz w:val="16"/>
+              </w:rPr>
+              <w:t>4</w:t>
+            </w:r>
+          </w:p>
+        </w:tc>
+        <w:tc>
+          <w:tcPr>
+            <w:tcW w:type="dxa" w:w="792"/>
+          </w:tcPr>
+          <w:p>
+            <w:r/>
+            <w:r>
+              <w:rPr>
+                <w:sz w:val="16"/>
+              </w:rPr>
+              <w:t>151</w:t>
+            </w:r>
+          </w:p>
+        </w:tc>
+        <w:tc>
+          <w:tcPr>
+            <w:tcW w:type="dxa" w:w="864"/>
+          </w:tcPr>
+          <w:p>
+            <w:r/>
+            <w:r>
+              <w:rPr>
+                <w:sz w:val="16"/>
+              </w:rPr>
+              <w:t>0.7000~</w:t>
+            </w:r>
+          </w:p>
+        </w:tc>
+      </w:tr>
+      <w:tr>
+        <w:tc>
+          <w:tcPr>
+            <w:tcW w:type="dxa" w:w="1872"/>
+          </w:tcPr>
+          <w:p>
+            <w:r/>
+            <w:r>
+              <w:rPr>
+                <w:b/>
+                <w:sz w:val="16"/>
+              </w:rPr>
+              <w:t>max_model_len_rightsize</w:t>
+            </w:r>
+          </w:p>
+        </w:tc>
+        <w:tc>
+          <w:tcPr>
+            <w:tcW w:type="dxa" w:w="893"/>
+          </w:tcPr>
+          <w:p>
+            <w:r/>
+            <w:r>
+              <w:rPr>
+                <w:sz w:val="16"/>
+              </w:rPr>
+              <w:t>-</w:t>
+            </w:r>
+          </w:p>
+        </w:tc>
+        <w:tc>
+          <w:tcPr>
+            <w:tcW w:type="dxa" w:w="691"/>
+          </w:tcPr>
+          <w:p>
+            <w:r/>
+            <w:r>
+              <w:rPr>
+                <w:sz w:val="16"/>
+              </w:rPr>
+              <w:t>revert</w:t>
+            </w:r>
+          </w:p>
+        </w:tc>
+        <w:tc>
+          <w:tcPr>
+            <w:tcW w:type="dxa" w:w="835"/>
+          </w:tcPr>
+          <w:p>
+            <w:r/>
+            <w:r>
+              <w:rPr>
+                <w:sz w:val="16"/>
+              </w:rPr>
+              <w:t>29.6</w:t>
+            </w:r>
+          </w:p>
+        </w:tc>
+        <w:tc>
+          <w:tcPr>
+            <w:tcW w:type="dxa" w:w="792"/>
+          </w:tcPr>
+          <w:p>
+            <w:r/>
+            <w:r>
+              <w:rPr>
+                <w:sz w:val="16"/>
+              </w:rPr>
+              <w:t>-17.3%</w:t>
+            </w:r>
+          </w:p>
+        </w:tc>
+        <w:tc>
+          <w:tcPr>
+            <w:tcW w:type="dxa" w:w="792"/>
+          </w:tcPr>
+          <w:p>
+            <w:r/>
+            <w:r>
+              <w:rPr>
+                <w:sz w:val="16"/>
+              </w:rPr>
+              <w:t>550ms</w:t>
+            </w:r>
+          </w:p>
+        </w:tc>
+        <w:tc>
+          <w:tcPr>
+            <w:tcW w:type="dxa" w:w="720"/>
+          </w:tcPr>
+          <w:p>
+            <w:r/>
+            <w:r>
+              <w:rPr>
+                <w:sz w:val="16"/>
+              </w:rPr>
+              <w:t>48ms</w:t>
+            </w:r>
+          </w:p>
+        </w:tc>
+        <w:tc>
+          <w:tcPr>
+            <w:tcW w:type="dxa" w:w="403"/>
+          </w:tcPr>
+          <w:p>
+            <w:r/>
+            <w:r>
+              <w:rPr>
+                <w:sz w:val="16"/>
+              </w:rPr>
+              <w:t>2</w:t>
+            </w:r>
+          </w:p>
+        </w:tc>
+        <w:tc>
+          <w:tcPr>
+            <w:tcW w:type="dxa" w:w="792"/>
+          </w:tcPr>
+          <w:p>
+            <w:r/>
+            <w:r>
+              <w:rPr>
+                <w:sz w:val="16"/>
+              </w:rPr>
+              <w:t>141</w:t>
+            </w:r>
+          </w:p>
+        </w:tc>
+        <w:tc>
+          <w:tcPr>
+            <w:tcW w:type="dxa" w:w="864"/>
+          </w:tcPr>
+          <w:p>
+            <w:r/>
+            <w:r>
+              <w:rPr>
+                <w:sz w:val="16"/>
+              </w:rPr>
+              <w:t>0.7000~</w:t>
+            </w:r>
+          </w:p>
+        </w:tc>
+      </w:tr>
+      <w:tr>
+        <w:tc>
+          <w:tcPr>
+            <w:tcW w:type="dxa" w:w="1872"/>
+          </w:tcPr>
+          <w:p>
+            <w:r/>
+            <w:r>
+              <w:rPr>
+                <w:b/>
+                <w:sz w:val="16"/>
+              </w:rPr>
+              <w:t>chunked_prefill</w:t>
+            </w:r>
+          </w:p>
+        </w:tc>
+        <w:tc>
+          <w:tcPr>
+            <w:tcW w:type="dxa" w:w="893"/>
+          </w:tcPr>
+          <w:p>
+            <w:r/>
+            <w:r>
+              <w:rPr>
+                <w:sz w:val="16"/>
+              </w:rPr>
+              <w:t>-</w:t>
+            </w:r>
+          </w:p>
+        </w:tc>
+        <w:tc>
+          <w:tcPr>
+            <w:tcW w:type="dxa" w:w="691"/>
+          </w:tcPr>
+          <w:p>
+            <w:r/>
+            <w:r>
+              <w:rPr>
+                <w:sz w:val="16"/>
+              </w:rPr>
+              <w:t>revert</w:t>
+            </w:r>
+          </w:p>
+        </w:tc>
+        <w:tc>
+          <w:tcPr>
+            <w:tcW w:type="dxa" w:w="835"/>
+          </w:tcPr>
+          <w:p>
+            <w:r/>
+            <w:r>
+              <w:rPr>
+                <w:sz w:val="16"/>
+              </w:rPr>
+              <w:t>29.7</w:t>
+            </w:r>
+          </w:p>
+        </w:tc>
+        <w:tc>
+          <w:tcPr>
+            <w:tcW w:type="dxa" w:w="792"/>
+          </w:tcPr>
+          <w:p>
+            <w:r/>
+            <w:r>
+              <w:rPr>
+                <w:sz w:val="16"/>
+              </w:rPr>
+              <w:t>-17.0%</w:t>
+            </w:r>
+          </w:p>
+        </w:tc>
+        <w:tc>
+          <w:tcPr>
+            <w:tcW w:type="dxa" w:w="792"/>
+          </w:tcPr>
+          <w:p>
+            <w:r/>
+            <w:r>
+              <w:rPr>
+                <w:sz w:val="16"/>
+              </w:rPr>
+              <w:t>546ms</w:t>
+            </w:r>
+          </w:p>
+        </w:tc>
+        <w:tc>
+          <w:tcPr>
+            <w:tcW w:type="dxa" w:w="720"/>
+          </w:tcPr>
+          <w:p>
+            <w:r/>
+            <w:r>
+              <w:rPr>
+                <w:sz w:val="16"/>
+              </w:rPr>
+              <w:t>48ms</w:t>
+            </w:r>
+          </w:p>
+        </w:tc>
+        <w:tc>
+          <w:tcPr>
+            <w:tcW w:type="dxa" w:w="403"/>
+          </w:tcPr>
+          <w:p>
+            <w:r/>
+            <w:r>
+              <w:rPr>
+                <w:sz w:val="16"/>
+              </w:rPr>
+              <w:t>2</w:t>
+            </w:r>
+          </w:p>
+        </w:tc>
+        <w:tc>
+          <w:tcPr>
+            <w:tcW w:type="dxa" w:w="792"/>
+          </w:tcPr>
+          <w:p>
+            <w:r/>
+            <w:r>
+              <w:rPr>
+                <w:sz w:val="16"/>
+              </w:rPr>
+              <w:t>141</w:t>
+            </w:r>
+          </w:p>
+        </w:tc>
+        <w:tc>
+          <w:tcPr>
+            <w:tcW w:type="dxa" w:w="864"/>
+          </w:tcPr>
+          <w:p>
+            <w:r/>
+            <w:r>
+              <w:rPr>
+                <w:sz w:val="16"/>
+              </w:rPr>
+              <w:t>0.7000~</w:t>
+            </w:r>
+          </w:p>
+        </w:tc>
+      </w:tr>
+      <w:tr>
+        <w:tc>
+          <w:tcPr>
+            <w:tcW w:type="dxa" w:w="1872"/>
+          </w:tcPr>
+          <w:p>
+            <w:r/>
+            <w:r>
+              <w:rPr>
+                <w:b/>
+                <w:sz w:val="16"/>
+              </w:rPr>
+              <w:t>chunked_prefill</w:t>
+            </w:r>
+          </w:p>
+        </w:tc>
+        <w:tc>
+          <w:tcPr>
+            <w:tcW w:type="dxa" w:w="893"/>
+          </w:tcPr>
+          <w:p>
+            <w:r/>
+            <w:r>
+              <w:rPr>
+                <w:sz w:val="16"/>
+              </w:rPr>
+              <w:t>-</w:t>
+            </w:r>
+          </w:p>
+        </w:tc>
+        <w:tc>
+          <w:tcPr>
+            <w:tcW w:type="dxa" w:w="691"/>
+          </w:tcPr>
+          <w:p>
+            <w:r/>
+            <w:r>
+              <w:rPr>
+                <w:sz w:val="16"/>
+              </w:rPr>
+              <w:t>revert</w:t>
+            </w:r>
+          </w:p>
+        </w:tc>
+        <w:tc>
+          <w:tcPr>
+            <w:tcW w:type="dxa" w:w="835"/>
+          </w:tcPr>
+          <w:p>
+            <w:r/>
+            <w:r>
+              <w:rPr>
+                <w:sz w:val="16"/>
+              </w:rPr>
+              <w:t>29.6</w:t>
+            </w:r>
+          </w:p>
+        </w:tc>
+        <w:tc>
+          <w:tcPr>
+            <w:tcW w:type="dxa" w:w="792"/>
+          </w:tcPr>
+          <w:p>
+            <w:r/>
+            <w:r>
+              <w:rPr>
+                <w:sz w:val="16"/>
+              </w:rPr>
+              <w:t>-17.3%</w:t>
+            </w:r>
+          </w:p>
+        </w:tc>
+        <w:tc>
+          <w:tcPr>
+            <w:tcW w:type="dxa" w:w="792"/>
+          </w:tcPr>
+          <w:p>
+            <w:r/>
+            <w:r>
+              <w:rPr>
+                <w:sz w:val="16"/>
+              </w:rPr>
+              <w:t>552ms</w:t>
+            </w:r>
+          </w:p>
+        </w:tc>
+        <w:tc>
+          <w:tcPr>
+            <w:tcW w:type="dxa" w:w="720"/>
+          </w:tcPr>
+          <w:p>
+            <w:r/>
+            <w:r>
+              <w:rPr>
+                <w:sz w:val="16"/>
+              </w:rPr>
+              <w:t>48ms</w:t>
+            </w:r>
+          </w:p>
+        </w:tc>
+        <w:tc>
+          <w:tcPr>
+            <w:tcW w:type="dxa" w:w="403"/>
+          </w:tcPr>
+          <w:p>
+            <w:r/>
+            <w:r>
+              <w:rPr>
+                <w:sz w:val="16"/>
+              </w:rPr>
+              <w:t>2</w:t>
+            </w:r>
+          </w:p>
+        </w:tc>
+        <w:tc>
+          <w:tcPr>
+            <w:tcW w:type="dxa" w:w="792"/>
+          </w:tcPr>
+          <w:p>
+            <w:r/>
+            <w:r>
+              <w:rPr>
+                <w:sz w:val="16"/>
+              </w:rPr>
+              <w:t>141</w:t>
+            </w:r>
+          </w:p>
+        </w:tc>
+        <w:tc>
+          <w:tcPr>
+            <w:tcW w:type="dxa" w:w="864"/>
+          </w:tcPr>
+          <w:p>
+            <w:r/>
+            <w:r>
+              <w:rPr>
+                <w:sz w:val="16"/>
+              </w:rPr>
+              <w:t>0.7000~</w:t>
+            </w:r>
+          </w:p>
+        </w:tc>
+      </w:tr>
+      <w:tr>
+        <w:tc>
+          <w:tcPr>
+            <w:tcW w:type="dxa" w:w="1872"/>
+          </w:tcPr>
+          <w:p>
+            <w:r/>
+            <w:r>
+              <w:rPr>
+                <w:b/>
+                <w:sz w:val="16"/>
+              </w:rPr>
+              <w:t>max_num_batched_tokens</w:t>
+            </w:r>
+          </w:p>
+        </w:tc>
+        <w:tc>
+          <w:tcPr>
+            <w:tcW w:type="dxa" w:w="893"/>
+          </w:tcPr>
+          <w:p>
+            <w:r/>
+            <w:r>
+              <w:rPr>
+                <w:sz w:val="16"/>
+              </w:rPr>
+              <w:t>-</w:t>
+            </w:r>
+          </w:p>
+        </w:tc>
+        <w:tc>
+          <w:tcPr>
+            <w:tcW w:type="dxa" w:w="691"/>
+          </w:tcPr>
+          <w:p>
+            <w:r/>
+            <w:r>
+              <w:rPr>
+                <w:sz w:val="16"/>
+              </w:rPr>
+              <w:t>FAILED</w:t>
+            </w:r>
+          </w:p>
+        </w:tc>
+        <w:tc>
+          <w:tcPr>
+            <w:tcW w:type="dxa" w:w="835"/>
+          </w:tcPr>
+          <w:p>
+            <w:r/>
+            <w:r>
+              <w:rPr>
+                <w:sz w:val="16"/>
+              </w:rPr>
+              <w:t>-</w:t>
+            </w:r>
+          </w:p>
+        </w:tc>
+        <w:tc>
+          <w:tcPr>
+            <w:tcW w:type="dxa" w:w="792"/>
+          </w:tcPr>
+          <w:p>
+            <w:r/>
+            <w:r>
+              <w:rPr>
+                <w:sz w:val="16"/>
+              </w:rPr>
+              <w:t>-</w:t>
+            </w:r>
+          </w:p>
+        </w:tc>
+        <w:tc>
+          <w:tcPr>
+            <w:tcW w:type="dxa" w:w="792"/>
+          </w:tcPr>
+          <w:p>
+            <w:r/>
+            <w:r>
+              <w:rPr>
+                <w:sz w:val="16"/>
+              </w:rPr>
+              <w:t>-</w:t>
+            </w:r>
+          </w:p>
+        </w:tc>
+        <w:tc>
+          <w:tcPr>
+            <w:tcW w:type="dxa" w:w="720"/>
+          </w:tcPr>
+          <w:p>
+            <w:r/>
+            <w:r>
+              <w:rPr>
+                <w:sz w:val="16"/>
+              </w:rPr>
+              <w:t>-</w:t>
+            </w:r>
+          </w:p>
+        </w:tc>
+        <w:tc>
+          <w:tcPr>
+            <w:tcW w:type="dxa" w:w="403"/>
+          </w:tcPr>
+          <w:p>
+            <w:r/>
+            <w:r>
+              <w:rPr>
+                <w:sz w:val="16"/>
+              </w:rPr>
+              <w:t>-</w:t>
+            </w:r>
+          </w:p>
+        </w:tc>
+        <w:tc>
+          <w:tcPr>
+            <w:tcW w:type="dxa" w:w="792"/>
+          </w:tcPr>
+          <w:p>
+            <w:r/>
+            <w:r>
+              <w:rPr>
+                <w:sz w:val="16"/>
+              </w:rPr>
+              <w:t>-</w:t>
+            </w:r>
+          </w:p>
+        </w:tc>
+        <w:tc>
+          <w:tcPr>
+            <w:tcW w:type="dxa" w:w="864"/>
+          </w:tcPr>
+          <w:p>
+            <w:r/>
+            <w:r>
+              <w:rPr>
+                <w:sz w:val="16"/>
+              </w:rPr>
+              <w:t>-</w:t>
+            </w:r>
+          </w:p>
+        </w:tc>
+      </w:tr>
+      <w:tr>
+        <w:tc>
+          <w:tcPr>
+            <w:tcW w:type="dxa" w:w="1872"/>
+          </w:tcPr>
+          <w:p>
+            <w:r/>
+            <w:r>
+              <w:rPr>
+                <w:b/>
+                <w:sz w:val="16"/>
+              </w:rPr>
+              <w:t>max_num_batched_tokens</w:t>
+            </w:r>
+          </w:p>
+        </w:tc>
+        <w:tc>
+          <w:tcPr>
+            <w:tcW w:type="dxa" w:w="893"/>
+          </w:tcPr>
+          <w:p>
+            <w:r/>
+            <w:r>
+              <w:rPr>
+                <w:sz w:val="16"/>
+              </w:rPr>
+              <w:t>-</w:t>
+            </w:r>
+          </w:p>
+        </w:tc>
+        <w:tc>
+          <w:tcPr>
+            <w:tcW w:type="dxa" w:w="691"/>
+          </w:tcPr>
+          <w:p>
+            <w:r/>
+            <w:r>
+              <w:rPr>
+                <w:sz w:val="16"/>
+              </w:rPr>
+              <w:t>revert</w:t>
+            </w:r>
+          </w:p>
+        </w:tc>
+        <w:tc>
+          <w:tcPr>
+            <w:tcW w:type="dxa" w:w="835"/>
+          </w:tcPr>
+          <w:p>
+            <w:r/>
+            <w:r>
+              <w:rPr>
+                <w:sz w:val="16"/>
+              </w:rPr>
+              <w:t>27.1</w:t>
+            </w:r>
+          </w:p>
+        </w:tc>
+        <w:tc>
+          <w:tcPr>
+            <w:tcW w:type="dxa" w:w="792"/>
+          </w:tcPr>
+          <w:p>
+            <w:r/>
+            <w:r>
+              <w:rPr>
+                <w:sz w:val="16"/>
+              </w:rPr>
+              <w:t>-24.3%</w:t>
+            </w:r>
+          </w:p>
+        </w:tc>
+        <w:tc>
+          <w:tcPr>
+            <w:tcW w:type="dxa" w:w="792"/>
+          </w:tcPr>
+          <w:p>
+            <w:r/>
+            <w:r>
+              <w:rPr>
+                <w:sz w:val="16"/>
+              </w:rPr>
+              <w:t>549ms</w:t>
+            </w:r>
+          </w:p>
+        </w:tc>
+        <w:tc>
+          <w:tcPr>
+            <w:tcW w:type="dxa" w:w="720"/>
+          </w:tcPr>
+          <w:p>
+            <w:r/>
+            <w:r>
+              <w:rPr>
+                <w:sz w:val="16"/>
+              </w:rPr>
+              <w:t>48ms</w:t>
+            </w:r>
+          </w:p>
+        </w:tc>
+        <w:tc>
+          <w:tcPr>
+            <w:tcW w:type="dxa" w:w="403"/>
+          </w:tcPr>
+          <w:p>
+            <w:r/>
+            <w:r>
+              <w:rPr>
+                <w:sz w:val="16"/>
+              </w:rPr>
+              <w:t>2</w:t>
+            </w:r>
+          </w:p>
+        </w:tc>
+        <w:tc>
+          <w:tcPr>
+            <w:tcW w:type="dxa" w:w="792"/>
+          </w:tcPr>
+          <w:p>
+            <w:r/>
+            <w:r>
+              <w:rPr>
+                <w:sz w:val="16"/>
+              </w:rPr>
+              <w:t>154</w:t>
+            </w:r>
+          </w:p>
+        </w:tc>
+        <w:tc>
+          <w:tcPr>
+            <w:tcW w:type="dxa" w:w="864"/>
+          </w:tcPr>
+          <w:p>
+            <w:r/>
+            <w:r>
+              <w:rPr>
+                <w:sz w:val="16"/>
+              </w:rPr>
+              <w:t>0.7000~</w:t>
+            </w:r>
+          </w:p>
+        </w:tc>
+      </w:tr>
+      <w:tr>
+        <w:tc>
+          <w:tcPr>
+            <w:tcW w:type="dxa" w:w="1872"/>
+          </w:tcPr>
+          <w:p>
+            <w:r/>
+            <w:r>
+              <w:rPr>
+                <w:b/>
+                <w:sz w:val="16"/>
+              </w:rPr>
+              <w:t>spec_decode_ngram</w:t>
+            </w:r>
+          </w:p>
+        </w:tc>
+        <w:tc>
+          <w:tcPr>
+            <w:tcW w:type="dxa" w:w="893"/>
+          </w:tcPr>
+          <w:p>
+            <w:r/>
+            <w:r>
+              <w:rPr>
+                <w:sz w:val="16"/>
+              </w:rPr>
+              <w:t>-</w:t>
+            </w:r>
+          </w:p>
+        </w:tc>
+        <w:tc>
+          <w:tcPr>
+            <w:tcW w:type="dxa" w:w="691"/>
+          </w:tcPr>
+          <w:p>
+            <w:r/>
+            <w:r>
+              <w:rPr>
+                <w:sz w:val="16"/>
+              </w:rPr>
+              <w:t>KEEP</w:t>
+            </w:r>
+          </w:p>
+        </w:tc>
+        <w:tc>
+          <w:tcPr>
+            <w:tcW w:type="dxa" w:w="835"/>
+          </w:tcPr>
+          <w:p>
+            <w:r/>
+            <w:r>
+              <w:rPr>
+                <w:sz w:val="16"/>
+              </w:rPr>
+              <w:t>50.9</w:t>
+            </w:r>
+          </w:p>
+        </w:tc>
+        <w:tc>
+          <w:tcPr>
+            <w:tcW w:type="dxa" w:w="792"/>
+          </w:tcPr>
+          <w:p>
+            <w:r/>
+            <w:r>
+              <w:rPr>
+                <w:sz w:val="16"/>
+              </w:rPr>
+              <w:t>+42.2%</w:t>
+            </w:r>
+          </w:p>
+        </w:tc>
+        <w:tc>
+          <w:tcPr>
+            <w:tcW w:type="dxa" w:w="792"/>
+          </w:tcPr>
+          <w:p>
+            <w:r/>
+            <w:r>
+              <w:rPr>
+                <w:sz w:val="16"/>
+              </w:rPr>
+              <w:t>482ms</w:t>
+            </w:r>
+          </w:p>
+        </w:tc>
+        <w:tc>
+          <w:tcPr>
+            <w:tcW w:type="dxa" w:w="720"/>
+          </w:tcPr>
+          <w:p>
+            <w:r/>
+            <w:r>
+              <w:rPr>
+                <w:sz w:val="16"/>
+              </w:rPr>
+              <w:t>117ms</w:t>
+            </w:r>
+          </w:p>
+        </w:tc>
+        <w:tc>
+          <w:tcPr>
+            <w:tcW w:type="dxa" w:w="403"/>
+          </w:tcPr>
+          <w:p>
+            <w:r/>
+            <w:r>
+              <w:rPr>
+                <w:sz w:val="16"/>
+              </w:rPr>
+              <w:t>8</w:t>
+            </w:r>
+          </w:p>
+        </w:tc>
+        <w:tc>
+          <w:tcPr>
+            <w:tcW w:type="dxa" w:w="792"/>
+          </w:tcPr>
+          <w:p>
+            <w:r/>
+            <w:r>
+              <w:rPr>
+                <w:sz w:val="16"/>
+              </w:rPr>
+              <w:t>82</w:t>
+            </w:r>
+          </w:p>
+        </w:tc>
+        <w:tc>
+          <w:tcPr>
+            <w:tcW w:type="dxa" w:w="864"/>
+          </w:tcPr>
+          <w:p>
+            <w:r/>
+            <w:r>
+              <w:rPr>
+                <w:sz w:val="16"/>
+              </w:rPr>
+              <w:t>0.7000~</w:t>
+            </w:r>
+          </w:p>
+        </w:tc>
+      </w:tr>
+      <w:tr>
+        <w:tc>
+          <w:tcPr>
+            <w:tcW w:type="dxa" w:w="1872"/>
+          </w:tcPr>
+          <w:p>
+            <w:r/>
+            <w:r>
+              <w:rPr>
+                <w:b/>
+                <w:sz w:val="16"/>
+              </w:rPr>
+              <w:t>spec_decode_ngram</w:t>
+            </w:r>
+          </w:p>
+        </w:tc>
+        <w:tc>
+          <w:tcPr>
+            <w:tcW w:type="dxa" w:w="893"/>
+          </w:tcPr>
+          <w:p>
+            <w:r/>
+            <w:r>
+              <w:rPr>
+                <w:sz w:val="16"/>
+              </w:rPr>
+              <w:t>-</w:t>
+            </w:r>
+          </w:p>
+        </w:tc>
+        <w:tc>
+          <w:tcPr>
+            <w:tcW w:type="dxa" w:w="691"/>
+          </w:tcPr>
+          <w:p>
+            <w:r/>
+            <w:r>
+              <w:rPr>
+                <w:sz w:val="16"/>
+              </w:rPr>
+              <w:t>revert</w:t>
+            </w:r>
+          </w:p>
+        </w:tc>
+        <w:tc>
+          <w:tcPr>
+            <w:tcW w:type="dxa" w:w="835"/>
+          </w:tcPr>
+          <w:p>
+            <w:r/>
+            <w:r>
+              <w:rPr>
+                <w:sz w:val="16"/>
+              </w:rPr>
+              <w:t>40.4</w:t>
+            </w:r>
+          </w:p>
+        </w:tc>
+        <w:tc>
+          <w:tcPr>
+            <w:tcW w:type="dxa" w:w="792"/>
+          </w:tcPr>
+          <w:p>
+            <w:r/>
+            <w:r>
+              <w:rPr>
+                <w:sz w:val="16"/>
+              </w:rPr>
+              <w:t>+12.8%</w:t>
+            </w:r>
+          </w:p>
+        </w:tc>
+        <w:tc>
+          <w:tcPr>
+            <w:tcW w:type="dxa" w:w="792"/>
+          </w:tcPr>
+          <w:p>
+            <w:r/>
+            <w:r>
+              <w:rPr>
+                <w:sz w:val="16"/>
+              </w:rPr>
+              <w:t>328ms</w:t>
+            </w:r>
+          </w:p>
+        </w:tc>
+        <w:tc>
+          <w:tcPr>
+            <w:tcW w:type="dxa" w:w="720"/>
+          </w:tcPr>
+          <w:p>
+            <w:r/>
+            <w:r>
+              <w:rPr>
+                <w:sz w:val="16"/>
+              </w:rPr>
+              <w:t>48ms</w:t>
+            </w:r>
+          </w:p>
+        </w:tc>
+        <w:tc>
+          <w:tcPr>
+            <w:tcW w:type="dxa" w:w="403"/>
+          </w:tcPr>
+          <w:p>
+            <w:r/>
+            <w:r>
+              <w:rPr>
+                <w:sz w:val="16"/>
+              </w:rPr>
+              <w:t>2</w:t>
+            </w:r>
+          </w:p>
+        </w:tc>
+        <w:tc>
+          <w:tcPr>
+            <w:tcW w:type="dxa" w:w="792"/>
+          </w:tcPr>
+          <w:p>
+            <w:r/>
+            <w:r>
+              <w:rPr>
+                <w:sz w:val="16"/>
+              </w:rPr>
+              <w:t>103</w:t>
+            </w:r>
+          </w:p>
+        </w:tc>
+        <w:tc>
+          <w:tcPr>
+            <w:tcW w:type="dxa" w:w="864"/>
+          </w:tcPr>
+          <w:p>
+            <w:r/>
+            <w:r>
+              <w:rPr>
+                <w:sz w:val="16"/>
+              </w:rPr>
+              <w:t>0.7000~</w:t>
+            </w:r>
+          </w:p>
+        </w:tc>
+      </w:tr>
+      <w:tr>
+        <w:tc>
+          <w:tcPr>
+            <w:tcW w:type="dxa" w:w="1872"/>
+          </w:tcPr>
+          <w:p>
+            <w:r/>
+            <w:r>
+              <w:rPr>
+                <w:b/>
+                <w:sz w:val="16"/>
+              </w:rPr>
+              <w:t>spec_decode_depth</w:t>
+            </w:r>
+          </w:p>
+        </w:tc>
+        <w:tc>
+          <w:tcPr>
+            <w:tcW w:type="dxa" w:w="893"/>
+          </w:tcPr>
+          <w:p>
+            <w:r/>
+            <w:r>
+              <w:rPr>
+                <w:sz w:val="16"/>
+              </w:rPr>
+              <w:t>-</w:t>
+            </w:r>
+          </w:p>
+        </w:tc>
+        <w:tc>
+          <w:tcPr>
+            <w:tcW w:type="dxa" w:w="691"/>
+          </w:tcPr>
+          <w:p>
+            <w:r/>
+            <w:r>
+              <w:rPr>
+                <w:sz w:val="16"/>
+              </w:rPr>
+              <w:t>revert</w:t>
+            </w:r>
+          </w:p>
+        </w:tc>
+        <w:tc>
+          <w:tcPr>
+            <w:tcW w:type="dxa" w:w="835"/>
+          </w:tcPr>
+          <w:p>
+            <w:r/>
+            <w:r>
+              <w:rPr>
+                <w:sz w:val="16"/>
+              </w:rPr>
+              <w:t>50.4</w:t>
+            </w:r>
+          </w:p>
+        </w:tc>
+        <w:tc>
+          <w:tcPr>
+            <w:tcW w:type="dxa" w:w="792"/>
+          </w:tcPr>
+          <w:p>
+            <w:r/>
+            <w:r>
+              <w:rPr>
+                <w:sz w:val="16"/>
+              </w:rPr>
+              <w:t>+40.8%</w:t>
+            </w:r>
+          </w:p>
+        </w:tc>
+        <w:tc>
+          <w:tcPr>
+            <w:tcW w:type="dxa" w:w="792"/>
+          </w:tcPr>
+          <w:p>
+            <w:r/>
+            <w:r>
+              <w:rPr>
+                <w:sz w:val="16"/>
+              </w:rPr>
+              <w:t>1334ms</w:t>
+            </w:r>
+          </w:p>
+        </w:tc>
+        <w:tc>
+          <w:tcPr>
+            <w:tcW w:type="dxa" w:w="720"/>
+          </w:tcPr>
+          <w:p>
+            <w:r/>
+            <w:r>
+              <w:rPr>
+                <w:sz w:val="16"/>
+              </w:rPr>
+              <w:t>114ms</w:t>
+            </w:r>
+          </w:p>
+        </w:tc>
+        <w:tc>
+          <w:tcPr>
+            <w:tcW w:type="dxa" w:w="403"/>
+          </w:tcPr>
+          <w:p>
+            <w:r/>
+            <w:r>
+              <w:rPr>
+                <w:sz w:val="16"/>
+              </w:rPr>
+              <w:t>8</w:t>
+            </w:r>
+          </w:p>
+        </w:tc>
+        <w:tc>
+          <w:tcPr>
+            <w:tcW w:type="dxa" w:w="792"/>
+          </w:tcPr>
+          <w:p>
+            <w:r/>
+            <w:r>
+              <w:rPr>
+                <w:sz w:val="16"/>
+              </w:rPr>
+              <w:t>83</w:t>
+            </w:r>
+          </w:p>
+        </w:tc>
+        <w:tc>
+          <w:tcPr>
+            <w:tcW w:type="dxa" w:w="864"/>
+          </w:tcPr>
+          <w:p>
+            <w:r/>
+            <w:r>
+              <w:rPr>
+                <w:sz w:val="16"/>
+              </w:rPr>
+              <w:t>0.7000~</w:t>
+            </w:r>
+          </w:p>
+        </w:tc>
+      </w:tr>
+      <w:tr>
+        <w:tc>
+          <w:tcPr>
+            <w:tcW w:type="dxa" w:w="1872"/>
+          </w:tcPr>
+          <w:p>
+            <w:r/>
+            <w:r>
+              <w:rPr>
+                <w:b/>
+                <w:sz w:val="16"/>
+              </w:rPr>
+              <w:t>spec_decode_depth</w:t>
+            </w:r>
+          </w:p>
+        </w:tc>
+        <w:tc>
+          <w:tcPr>
+            <w:tcW w:type="dxa" w:w="893"/>
+          </w:tcPr>
+          <w:p>
+            <w:r/>
+            <w:r>
+              <w:rPr>
+                <w:sz w:val="16"/>
+              </w:rPr>
+              <w:t>-</w:t>
+            </w:r>
+          </w:p>
+        </w:tc>
+        <w:tc>
+          <w:tcPr>
+            <w:tcW w:type="dxa" w:w="691"/>
+          </w:tcPr>
+          <w:p>
+            <w:r/>
+            <w:r>
+              <w:rPr>
+                <w:sz w:val="16"/>
+              </w:rPr>
+              <w:t>revert</w:t>
+            </w:r>
+          </w:p>
+        </w:tc>
+        <w:tc>
+          <w:tcPr>
+            <w:tcW w:type="dxa" w:w="835"/>
+          </w:tcPr>
+          <w:p>
+            <w:r/>
+            <w:r>
+              <w:rPr>
+                <w:sz w:val="16"/>
+              </w:rPr>
+              <w:t>35.0</w:t>
+            </w:r>
+          </w:p>
+        </w:tc>
+        <w:tc>
+          <w:tcPr>
+            <w:tcW w:type="dxa" w:w="792"/>
+          </w:tcPr>
+          <w:p>
+            <w:r/>
+            <w:r>
+              <w:rPr>
+                <w:sz w:val="16"/>
+              </w:rPr>
+              <w:t>-2.2%</w:t>
+            </w:r>
+          </w:p>
+        </w:tc>
+        <w:tc>
+          <w:tcPr>
+            <w:tcW w:type="dxa" w:w="792"/>
+          </w:tcPr>
+          <w:p>
+            <w:r/>
+            <w:r>
+              <w:rPr>
+                <w:sz w:val="16"/>
+              </w:rPr>
+              <w:t>1190ms</w:t>
+            </w:r>
+          </w:p>
+        </w:tc>
+        <w:tc>
+          <w:tcPr>
+            <w:tcW w:type="dxa" w:w="720"/>
+          </w:tcPr>
+          <w:p>
+            <w:r/>
+            <w:r>
+              <w:rPr>
+                <w:sz w:val="16"/>
+              </w:rPr>
+              <w:t>160ms</w:t>
+            </w:r>
+          </w:p>
+        </w:tc>
+        <w:tc>
+          <w:tcPr>
+            <w:tcW w:type="dxa" w:w="403"/>
+          </w:tcPr>
+          <w:p>
+            <w:r/>
+            <w:r>
+              <w:rPr>
+                <w:sz w:val="16"/>
+              </w:rPr>
+              <w:t>16</w:t>
+            </w:r>
+          </w:p>
+        </w:tc>
+        <w:tc>
+          <w:tcPr>
+            <w:tcW w:type="dxa" w:w="792"/>
+          </w:tcPr>
+          <w:p>
+            <w:r/>
+            <w:r>
+              <w:rPr>
+                <w:sz w:val="16"/>
+              </w:rPr>
+              <w:t>119</w:t>
+            </w:r>
+          </w:p>
+        </w:tc>
+        <w:tc>
+          <w:tcPr>
+            <w:tcW w:type="dxa" w:w="864"/>
+          </w:tcPr>
+          <w:p>
+            <w:r/>
+            <w:r>
+              <w:rPr>
+                <w:sz w:val="16"/>
+              </w:rPr>
+              <w:t>0.7000~</w:t>
+            </w:r>
+          </w:p>
+        </w:tc>
+      </w:tr>
+      <w:tr>
+        <w:tc>
+          <w:tcPr>
+            <w:tcW w:type="dxa" w:w="1872"/>
+          </w:tcPr>
+          <w:p>
+            <w:r/>
+            <w:r>
+              <w:rPr>
+                <w:b/>
+                <w:sz w:val="16"/>
+              </w:rPr>
+              <w:t>graph_capture</w:t>
+            </w:r>
+          </w:p>
+        </w:tc>
+        <w:tc>
+          <w:tcPr>
+            <w:tcW w:type="dxa" w:w="893"/>
+          </w:tcPr>
+          <w:p>
+            <w:r/>
+            <w:r>
+              <w:rPr>
+                <w:sz w:val="16"/>
+              </w:rPr>
+              <w:t>-</w:t>
+            </w:r>
+          </w:p>
+        </w:tc>
+        <w:tc>
+          <w:tcPr>
+            <w:tcW w:type="dxa" w:w="691"/>
+          </w:tcPr>
+          <w:p>
+            <w:r/>
+            <w:r>
+              <w:rPr>
+                <w:sz w:val="16"/>
+              </w:rPr>
+              <w:t>revert</w:t>
+            </w:r>
+          </w:p>
+        </w:tc>
+        <w:tc>
+          <w:tcPr>
+            <w:tcW w:type="dxa" w:w="835"/>
+          </w:tcPr>
+          <w:p>
+            <w:r/>
+            <w:r>
+              <w:rPr>
+                <w:sz w:val="16"/>
+              </w:rPr>
+              <w:t>44.4</w:t>
+            </w:r>
+          </w:p>
+        </w:tc>
+        <w:tc>
+          <w:tcPr>
+            <w:tcW w:type="dxa" w:w="792"/>
+          </w:tcPr>
+          <w:p>
+            <w:r/>
+            <w:r>
+              <w:rPr>
+                <w:sz w:val="16"/>
+              </w:rPr>
+              <w:t>+24.0%</w:t>
+            </w:r>
+          </w:p>
+        </w:tc>
+        <w:tc>
+          <w:tcPr>
+            <w:tcW w:type="dxa" w:w="792"/>
+          </w:tcPr>
+          <w:p>
+            <w:r/>
+            <w:r>
+              <w:rPr>
+                <w:sz w:val="16"/>
+              </w:rPr>
+              <w:t>475ms</w:t>
+            </w:r>
+          </w:p>
+        </w:tc>
+        <w:tc>
+          <w:tcPr>
+            <w:tcW w:type="dxa" w:w="720"/>
+          </w:tcPr>
+          <w:p>
+            <w:r/>
+            <w:r>
+              <w:rPr>
+                <w:sz w:val="16"/>
+              </w:rPr>
+              <w:t>132ms</w:t>
+            </w:r>
+          </w:p>
+        </w:tc>
+        <w:tc>
+          <w:tcPr>
+            <w:tcW w:type="dxa" w:w="403"/>
+          </w:tcPr>
+          <w:p>
+            <w:r/>
+            <w:r>
+              <w:rPr>
+                <w:sz w:val="16"/>
+              </w:rPr>
+              <w:t>8</w:t>
+            </w:r>
+          </w:p>
+        </w:tc>
+        <w:tc>
+          <w:tcPr>
+            <w:tcW w:type="dxa" w:w="792"/>
+          </w:tcPr>
+          <w:p>
+            <w:r/>
+            <w:r>
+              <w:rPr>
+                <w:sz w:val="16"/>
+              </w:rPr>
+              <w:t>94</w:t>
+            </w:r>
+          </w:p>
+        </w:tc>
+        <w:tc>
+          <w:tcPr>
+            <w:tcW w:type="dxa" w:w="864"/>
+          </w:tcPr>
+          <w:p>
+            <w:r/>
+            <w:r>
+              <w:rPr>
+                <w:sz w:val="16"/>
+              </w:rPr>
+              <w:t>0.7000~</w:t>
+            </w:r>
+          </w:p>
+        </w:tc>
+      </w:tr>
+      <w:tr>
+        <w:tc>
+          <w:tcPr>
+            <w:tcW w:type="dxa" w:w="1872"/>
+          </w:tcPr>
+          <w:p>
+            <w:r/>
+            <w:r>
+              <w:rPr>
+                <w:b/>
+                <w:sz w:val="16"/>
+              </w:rPr>
+              <w:t>lossless_complete</w:t>
+            </w:r>
+          </w:p>
+        </w:tc>
+        <w:tc>
+          <w:tcPr>
+            <w:tcW w:type="dxa" w:w="893"/>
+          </w:tcPr>
+          <w:p>
+            <w:r/>
+            <w:r>
+              <w:rPr>
+                <w:sz w:val="16"/>
+              </w:rPr>
+              <w:t>-</w:t>
+            </w:r>
+          </w:p>
+        </w:tc>
+        <w:tc>
+          <w:tcPr>
+            <w:tcW w:type="dxa" w:w="691"/>
+          </w:tcPr>
+          <w:p>
+            <w:r/>
+            <w:r>
+              <w:rPr>
+                <w:sz w:val="16"/>
+              </w:rPr>
+              <w:t>revert</w:t>
+            </w:r>
+          </w:p>
+        </w:tc>
+        <w:tc>
+          <w:tcPr>
+            <w:tcW w:type="dxa" w:w="835"/>
+          </w:tcPr>
+          <w:p>
+            <w:r/>
+            <w:r>
+              <w:rPr>
+                <w:sz w:val="16"/>
+              </w:rPr>
+              <w:t>41.5</w:t>
+            </w:r>
+          </w:p>
+        </w:tc>
+        <w:tc>
+          <w:tcPr>
+            <w:tcW w:type="dxa" w:w="792"/>
+          </w:tcPr>
+          <w:p>
+            <w:r/>
+            <w:r>
+              <w:rPr>
+                <w:sz w:val="16"/>
+              </w:rPr>
+              <w:t>+15.9%</w:t>
+            </w:r>
+          </w:p>
+        </w:tc>
+        <w:tc>
+          <w:tcPr>
+            <w:tcW w:type="dxa" w:w="792"/>
+          </w:tcPr>
+          <w:p>
+            <w:r/>
+            <w:r>
+              <w:rPr>
+                <w:sz w:val="16"/>
+              </w:rPr>
+              <w:t>665ms</w:t>
+            </w:r>
+          </w:p>
+        </w:tc>
+        <w:tc>
+          <w:tcPr>
+            <w:tcW w:type="dxa" w:w="720"/>
+          </w:tcPr>
+          <w:p>
+            <w:r/>
+            <w:r>
+              <w:rPr>
+                <w:sz w:val="16"/>
+              </w:rPr>
+              <w:t>161ms</w:t>
+            </w:r>
+          </w:p>
+        </w:tc>
+        <w:tc>
+          <w:tcPr>
+            <w:tcW w:type="dxa" w:w="403"/>
+          </w:tcPr>
+          <w:p>
+            <w:r/>
+            <w:r>
+              <w:rPr>
+                <w:sz w:val="16"/>
+              </w:rPr>
+              <w:t>16</w:t>
+            </w:r>
+          </w:p>
+        </w:tc>
+        <w:tc>
+          <w:tcPr>
+            <w:tcW w:type="dxa" w:w="792"/>
+          </w:tcPr>
+          <w:p>
+            <w:r/>
+            <w:r>
+              <w:rPr>
+                <w:sz w:val="16"/>
+              </w:rPr>
+              <w:t>101</w:t>
+            </w:r>
+          </w:p>
+        </w:tc>
+        <w:tc>
+          <w:tcPr>
+            <w:tcW w:type="dxa" w:w="864"/>
+          </w:tcPr>
+          <w:p>
+            <w:r/>
+            <w:r>
+              <w:rPr>
+                <w:sz w:val="16"/>
+              </w:rPr>
+              <w:t>0.6900</w:t>
+            </w:r>
+          </w:p>
+        </w:tc>
+      </w:tr>
+      <w:tr>
+        <w:tc>
+          <w:tcPr>
+            <w:tcW w:type="dxa" w:w="1872"/>
+          </w:tcPr>
+          <w:p>
+            <w:r/>
+            <w:r>
+              <w:rPr>
+                <w:b/>
+                <w:sz w:val="16"/>
+              </w:rPr>
+              <w:t>kv_cache_fp8</w:t>
+            </w:r>
+          </w:p>
+        </w:tc>
+        <w:tc>
+          <w:tcPr>
+            <w:tcW w:type="dxa" w:w="893"/>
+          </w:tcPr>
+          <w:p>
+            <w:r/>
+            <w:r>
+              <w:rPr>
+                <w:sz w:val="16"/>
+              </w:rPr>
+              <w:t>-</w:t>
+            </w:r>
+          </w:p>
+        </w:tc>
+        <w:tc>
+          <w:tcPr>
+            <w:tcW w:type="dxa" w:w="691"/>
+          </w:tcPr>
+          <w:p>
+            <w:r/>
+            <w:r>
+              <w:rPr>
+                <w:sz w:val="16"/>
+              </w:rPr>
+              <w:t>KEEP</w:t>
+            </w:r>
+          </w:p>
+        </w:tc>
+        <w:tc>
+          <w:tcPr>
+            <w:tcW w:type="dxa" w:w="835"/>
+          </w:tcPr>
+          <w:p>
+            <w:r/>
+            <w:r>
+              <w:rPr>
+                <w:sz w:val="16"/>
+              </w:rPr>
+              <w:t>59.4</w:t>
+            </w:r>
+          </w:p>
+        </w:tc>
+        <w:tc>
+          <w:tcPr>
+            <w:tcW w:type="dxa" w:w="792"/>
+          </w:tcPr>
+          <w:p>
+            <w:r/>
+            <w:r>
+              <w:rPr>
+                <w:sz w:val="16"/>
+              </w:rPr>
+              <w:t>+65.9%</w:t>
+            </w:r>
+          </w:p>
+        </w:tc>
+        <w:tc>
+          <w:tcPr>
+            <w:tcW w:type="dxa" w:w="792"/>
+          </w:tcPr>
+          <w:p>
+            <w:r/>
+            <w:r>
+              <w:rPr>
+                <w:sz w:val="16"/>
+              </w:rPr>
+              <w:t>529ms</w:t>
+            </w:r>
+          </w:p>
+        </w:tc>
+        <w:tc>
+          <w:tcPr>
+            <w:tcW w:type="dxa" w:w="720"/>
+          </w:tcPr>
+          <w:p>
+            <w:r/>
+            <w:r>
+              <w:rPr>
+                <w:sz w:val="16"/>
+              </w:rPr>
+              <w:t>108ms</w:t>
+            </w:r>
+          </w:p>
+        </w:tc>
+        <w:tc>
+          <w:tcPr>
+            <w:tcW w:type="dxa" w:w="403"/>
+          </w:tcPr>
+          <w:p>
+            <w:r/>
+            <w:r>
+              <w:rPr>
+                <w:sz w:val="16"/>
+              </w:rPr>
+              <w:t>8</w:t>
+            </w:r>
+          </w:p>
+        </w:tc>
+        <w:tc>
+          <w:tcPr>
+            <w:tcW w:type="dxa" w:w="792"/>
+          </w:tcPr>
+          <w:p>
+            <w:r/>
+            <w:r>
+              <w:rPr>
+                <w:sz w:val="16"/>
+              </w:rPr>
+              <w:t>71</w:t>
+            </w:r>
+          </w:p>
+        </w:tc>
+        <w:tc>
+          <w:tcPr>
+            <w:tcW w:type="dxa" w:w="864"/>
+          </w:tcPr>
+          <w:p>
+            <w:r/>
+            <w:r>
+              <w:rPr>
+                <w:sz w:val="16"/>
+              </w:rPr>
+              <w:t>0.6800</w:t>
+            </w:r>
+          </w:p>
+        </w:tc>
+      </w:tr>
+      <w:tr>
+        <w:tc>
+          <w:tcPr>
+            <w:tcW w:type="dxa" w:w="1872"/>
+          </w:tcPr>
+          <w:p>
+            <w:r/>
+            <w:r>
+              <w:rPr>
+                <w:b/>
+                <w:sz w:val="16"/>
+              </w:rPr>
+              <w:t>retune_batching_after_kv</w:t>
+            </w:r>
+          </w:p>
+        </w:tc>
+        <w:tc>
+          <w:tcPr>
+            <w:tcW w:type="dxa" w:w="893"/>
+          </w:tcPr>
+          <w:p>
+            <w:r/>
+            <w:r>
+              <w:rPr>
+                <w:sz w:val="16"/>
+              </w:rPr>
+              <w:t>-</w:t>
+            </w:r>
+          </w:p>
+        </w:tc>
+        <w:tc>
+          <w:tcPr>
+            <w:tcW w:type="dxa" w:w="691"/>
+          </w:tcPr>
+          <w:p>
+            <w:r/>
+            <w:r>
+              <w:rPr>
+                <w:sz w:val="16"/>
+              </w:rPr>
+              <w:t>FAILED</w:t>
+            </w:r>
+          </w:p>
+        </w:tc>
+        <w:tc>
+          <w:tcPr>
+            <w:tcW w:type="dxa" w:w="835"/>
+          </w:tcPr>
+          <w:p>
+            <w:r/>
+            <w:r>
+              <w:rPr>
+                <w:sz w:val="16"/>
+              </w:rPr>
+              <w:t>-</w:t>
+            </w:r>
+          </w:p>
+        </w:tc>
+        <w:tc>
+          <w:tcPr>
+            <w:tcW w:type="dxa" w:w="792"/>
+          </w:tcPr>
+          <w:p>
+            <w:r/>
+            <w:r>
+              <w:rPr>
+                <w:sz w:val="16"/>
+              </w:rPr>
+              <w:t>-</w:t>
+            </w:r>
+          </w:p>
+        </w:tc>
+        <w:tc>
+          <w:tcPr>
+            <w:tcW w:type="dxa" w:w="792"/>
+          </w:tcPr>
+          <w:p>
+            <w:r/>
+            <w:r>
+              <w:rPr>
+                <w:sz w:val="16"/>
+              </w:rPr>
+              <w:t>-</w:t>
+            </w:r>
+          </w:p>
+        </w:tc>
+        <w:tc>
+          <w:tcPr>
+            <w:tcW w:type="dxa" w:w="720"/>
+          </w:tcPr>
+          <w:p>
+            <w:r/>
+            <w:r>
+              <w:rPr>
+                <w:sz w:val="16"/>
+              </w:rPr>
+              <w:t>-</w:t>
+            </w:r>
+          </w:p>
+        </w:tc>
+        <w:tc>
+          <w:tcPr>
+            <w:tcW w:type="dxa" w:w="403"/>
+          </w:tcPr>
+          <w:p>
+            <w:r/>
+            <w:r>
+              <w:rPr>
+                <w:sz w:val="16"/>
+              </w:rPr>
+              <w:t>-</w:t>
+            </w:r>
+          </w:p>
+        </w:tc>
+        <w:tc>
+          <w:tcPr>
+            <w:tcW w:type="dxa" w:w="792"/>
+          </w:tcPr>
+          <w:p>
+            <w:r/>
+            <w:r>
+              <w:rPr>
+                <w:sz w:val="16"/>
+              </w:rPr>
+              <w:t>-</w:t>
+            </w:r>
+          </w:p>
+        </w:tc>
+        <w:tc>
+          <w:tcPr>
+            <w:tcW w:type="dxa" w:w="864"/>
+          </w:tcPr>
+          <w:p>
+            <w:r/>
+            <w:r>
+              <w:rPr>
+                <w:sz w:val="16"/>
+              </w:rPr>
+              <w:t>-</w:t>
+            </w:r>
+          </w:p>
+        </w:tc>
+      </w:tr>
+      <w:tr>
+        <w:tc>
+          <w:tcPr>
+            <w:tcW w:type="dxa" w:w="1872"/>
+          </w:tcPr>
+          <w:p>
+            <w:r/>
+            <w:r>
+              <w:rPr>
+                <w:b/>
+                <w:sz w:val="16"/>
+              </w:rPr>
+              <w:t>retune_batching_after_kv</w:t>
+            </w:r>
+          </w:p>
+        </w:tc>
+        <w:tc>
+          <w:tcPr>
+            <w:tcW w:type="dxa" w:w="893"/>
+          </w:tcPr>
+          <w:p>
+            <w:r/>
+            <w:r>
+              <w:rPr>
+                <w:sz w:val="16"/>
+              </w:rPr>
+              <w:t>-</w:t>
+            </w:r>
+          </w:p>
+        </w:tc>
+        <w:tc>
+          <w:tcPr>
+            <w:tcW w:type="dxa" w:w="691"/>
+          </w:tcPr>
+          <w:p>
+            <w:r/>
+            <w:r>
+              <w:rPr>
+                <w:sz w:val="16"/>
+              </w:rPr>
+              <w:t>FAILED</w:t>
+            </w:r>
+          </w:p>
+        </w:tc>
+        <w:tc>
+          <w:tcPr>
+            <w:tcW w:type="dxa" w:w="835"/>
+          </w:tcPr>
+          <w:p>
+            <w:r/>
+            <w:r>
+              <w:rPr>
+                <w:sz w:val="16"/>
+              </w:rPr>
+              <w:t>-</w:t>
+            </w:r>
+          </w:p>
+        </w:tc>
+        <w:tc>
+          <w:tcPr>
+            <w:tcW w:type="dxa" w:w="792"/>
+          </w:tcPr>
+          <w:p>
+            <w:r/>
+            <w:r>
+              <w:rPr>
+                <w:sz w:val="16"/>
+              </w:rPr>
+              <w:t>-</w:t>
+            </w:r>
+          </w:p>
+        </w:tc>
+        <w:tc>
+          <w:tcPr>
+            <w:tcW w:type="dxa" w:w="792"/>
+          </w:tcPr>
+          <w:p>
+            <w:r/>
+            <w:r>
+              <w:rPr>
+                <w:sz w:val="16"/>
+              </w:rPr>
+              <w:t>-</w:t>
+            </w:r>
+          </w:p>
+        </w:tc>
+        <w:tc>
+          <w:tcPr>
+            <w:tcW w:type="dxa" w:w="720"/>
+          </w:tcPr>
+          <w:p>
+            <w:r/>
+            <w:r>
+              <w:rPr>
+                <w:sz w:val="16"/>
+              </w:rPr>
+              <w:t>-</w:t>
+            </w:r>
+          </w:p>
+        </w:tc>
+        <w:tc>
+          <w:tcPr>
+            <w:tcW w:type="dxa" w:w="403"/>
+          </w:tcPr>
+          <w:p>
+            <w:r/>
+            <w:r>
+              <w:rPr>
+                <w:sz w:val="16"/>
+              </w:rPr>
+              <w:t>-</w:t>
+            </w:r>
+          </w:p>
+        </w:tc>
+        <w:tc>
+          <w:tcPr>
+            <w:tcW w:type="dxa" w:w="792"/>
+          </w:tcPr>
+          <w:p>
+            <w:r/>
+            <w:r>
+              <w:rPr>
+                <w:sz w:val="16"/>
+              </w:rPr>
+              <w:t>-</w:t>
+            </w:r>
+          </w:p>
+        </w:tc>
+        <w:tc>
+          <w:tcPr>
+            <w:tcW w:type="dxa" w:w="864"/>
+          </w:tcPr>
+          <w:p>
+            <w:r/>
+            <w:r>
+              <w:rPr>
+                <w:sz w:val="16"/>
+              </w:rPr>
+              <w:t>-</w:t>
+            </w:r>
+          </w:p>
+        </w:tc>
+      </w:tr>
+      <w:tr>
+        <w:tc>
+          <w:tcPr>
+            <w:tcW w:type="dxa" w:w="1872"/>
+          </w:tcPr>
+          <w:p>
+            <w:r/>
+            <w:r>
+              <w:rPr>
+                <w:b/>
+                <w:sz w:val="16"/>
+              </w:rPr>
+              <w:t>weight_autoquantize</w:t>
+            </w:r>
+          </w:p>
+        </w:tc>
+        <w:tc>
+          <w:tcPr>
+            <w:tcW w:type="dxa" w:w="893"/>
+          </w:tcPr>
+          <w:p>
+            <w:r/>
+            <w:r>
+              <w:rPr>
+                <w:sz w:val="16"/>
+              </w:rPr>
+              <w:t>autoquant@6.0</w:t>
+            </w:r>
+          </w:p>
+        </w:tc>
+        <w:tc>
+          <w:tcPr>
+            <w:tcW w:type="dxa" w:w="691"/>
+          </w:tcPr>
+          <w:p>
+            <w:r/>
+            <w:r>
+              <w:rPr>
+                <w:sz w:val="16"/>
+              </w:rPr>
+              <w:t>FAILED</w:t>
+            </w:r>
+          </w:p>
+        </w:tc>
+        <w:tc>
+          <w:tcPr>
+            <w:tcW w:type="dxa" w:w="835"/>
+          </w:tcPr>
+          <w:p>
+            <w:r/>
+            <w:r>
+              <w:rPr>
+                <w:sz w:val="16"/>
+              </w:rPr>
+              <w:t>-</w:t>
+            </w:r>
+          </w:p>
+        </w:tc>
+        <w:tc>
+          <w:tcPr>
+            <w:tcW w:type="dxa" w:w="792"/>
+          </w:tcPr>
+          <w:p>
+            <w:r/>
+            <w:r>
+              <w:rPr>
+                <w:sz w:val="16"/>
+              </w:rPr>
+              <w:t>-</w:t>
+            </w:r>
+          </w:p>
+        </w:tc>
+        <w:tc>
+          <w:tcPr>
+            <w:tcW w:type="dxa" w:w="792"/>
+          </w:tcPr>
+          <w:p>
+            <w:r/>
+            <w:r>
+              <w:rPr>
+                <w:sz w:val="16"/>
+              </w:rPr>
+              <w:t>-</w:t>
+            </w:r>
+          </w:p>
+        </w:tc>
+        <w:tc>
+          <w:tcPr>
+            <w:tcW w:type="dxa" w:w="720"/>
+          </w:tcPr>
+          <w:p>
+            <w:r/>
+            <w:r>
+              <w:rPr>
+                <w:sz w:val="16"/>
+              </w:rPr>
+              <w:t>-</w:t>
+            </w:r>
+          </w:p>
+        </w:tc>
+        <w:tc>
+          <w:tcPr>
+            <w:tcW w:type="dxa" w:w="403"/>
+          </w:tcPr>
+          <w:p>
+            <w:r/>
+            <w:r>
+              <w:rPr>
+                <w:sz w:val="16"/>
+              </w:rPr>
+              <w:t>-</w:t>
+            </w:r>
+          </w:p>
+        </w:tc>
+        <w:tc>
+          <w:tcPr>
+            <w:tcW w:type="dxa" w:w="792"/>
+          </w:tcPr>
+          <w:p>
+            <w:r/>
+            <w:r>
+              <w:rPr>
+                <w:sz w:val="16"/>
+              </w:rPr>
+              <w:t>-</w:t>
+            </w:r>
+          </w:p>
+        </w:tc>
+        <w:tc>
+          <w:tcPr>
+            <w:tcW w:type="dxa" w:w="864"/>
+          </w:tcPr>
+          <w:p>
+            <w:r/>
+            <w:r>
+              <w:rPr>
+                <w:sz w:val="16"/>
+              </w:rPr>
+              <w:t>-</w:t>
+            </w:r>
+          </w:p>
+        </w:tc>
+      </w:tr>
+      <w:tr>
+        <w:tc>
+          <w:tcPr>
+            <w:tcW w:type="dxa" w:w="1872"/>
+          </w:tcPr>
+          <w:p>
+            <w:r/>
+            <w:r>
+              <w:rPr>
+                <w:b/>
+                <w:sz w:val="16"/>
+              </w:rPr>
+              <w:t>weight_autoquantize</w:t>
+            </w:r>
+          </w:p>
+        </w:tc>
+        <w:tc>
+          <w:tcPr>
+            <w:tcW w:type="dxa" w:w="893"/>
+          </w:tcPr>
+          <w:p>
+            <w:r/>
+            <w:r>
+              <w:rPr>
+                <w:sz w:val="16"/>
+              </w:rPr>
+              <w:t>autoquant@5.0</w:t>
+            </w:r>
+          </w:p>
+        </w:tc>
+        <w:tc>
+          <w:tcPr>
+            <w:tcW w:type="dxa" w:w="691"/>
+          </w:tcPr>
+          <w:p>
+            <w:r/>
+            <w:r>
+              <w:rPr>
+                <w:sz w:val="16"/>
+              </w:rPr>
+              <w:t>revert</w:t>
+            </w:r>
+          </w:p>
+        </w:tc>
+        <w:tc>
+          <w:tcPr>
+            <w:tcW w:type="dxa" w:w="835"/>
+          </w:tcPr>
+          <w:p>
+            <w:r/>
+            <w:r>
+              <w:rPr>
+                <w:sz w:val="16"/>
+              </w:rPr>
+              <w:t>210.1</w:t>
+            </w:r>
+          </w:p>
+        </w:tc>
+        <w:tc>
+          <w:tcPr>
+            <w:tcW w:type="dxa" w:w="792"/>
+          </w:tcPr>
+          <w:p>
+            <w:r/>
+            <w:r>
+              <w:rPr>
+                <w:sz w:val="16"/>
+              </w:rPr>
+              <w:t>+486.9%</w:t>
+            </w:r>
+          </w:p>
+        </w:tc>
+        <w:tc>
+          <w:tcPr>
+            <w:tcW w:type="dxa" w:w="792"/>
+          </w:tcPr>
+          <w:p>
+            <w:r/>
+            <w:r>
+              <w:rPr>
+                <w:sz w:val="16"/>
+              </w:rPr>
+              <w:t>753ms</w:t>
+            </w:r>
+          </w:p>
+        </w:tc>
+        <w:tc>
+          <w:tcPr>
+            <w:tcW w:type="dxa" w:w="720"/>
+          </w:tcPr>
+          <w:p>
+            <w:r/>
+            <w:r>
+              <w:rPr>
+                <w:sz w:val="16"/>
+              </w:rPr>
+              <w:t>102ms</w:t>
+            </w:r>
+          </w:p>
+        </w:tc>
+        <w:tc>
+          <w:tcPr>
+            <w:tcW w:type="dxa" w:w="403"/>
+          </w:tcPr>
+          <w:p>
+            <w:r/>
+            <w:r>
+              <w:rPr>
+                <w:sz w:val="16"/>
+              </w:rPr>
+              <w:t>32</w:t>
+            </w:r>
+          </w:p>
+        </w:tc>
+        <w:tc>
+          <w:tcPr>
+            <w:tcW w:type="dxa" w:w="792"/>
+          </w:tcPr>
+          <w:p>
+            <w:r/>
+            <w:r>
+              <w:rPr>
+                <w:sz w:val="16"/>
+              </w:rPr>
+              <w:t>20</w:t>
+            </w:r>
+          </w:p>
+        </w:tc>
+        <w:tc>
+          <w:tcPr>
+            <w:tcW w:type="dxa" w:w="864"/>
+          </w:tcPr>
+          <w:p>
+            <w:r/>
+            <w:r>
+              <w:rPr>
+                <w:sz w:val="16"/>
+              </w:rPr>
+              <w:t>0.7000</w:t>
+            </w:r>
+          </w:p>
+        </w:tc>
+      </w:tr>
+      <w:tr>
+        <w:tc>
+          <w:tcPr>
+            <w:tcW w:type="dxa" w:w="1872"/>
+          </w:tcPr>
+          <w:p>
+            <w:r/>
+            <w:r>
+              <w:rPr>
+                <w:b/>
+                <w:sz w:val="16"/>
+              </w:rPr>
+              <w:t>weight_autoquantize</w:t>
+            </w:r>
+          </w:p>
+        </w:tc>
+        <w:tc>
+          <w:tcPr>
+            <w:tcW w:type="dxa" w:w="893"/>
+          </w:tcPr>
+          <w:p>
+            <w:r/>
+            <w:r>
+              <w:rPr>
+                <w:sz w:val="16"/>
+              </w:rPr>
+              <w:t>w4a16</w:t>
+            </w:r>
+          </w:p>
+        </w:tc>
+        <w:tc>
+          <w:tcPr>
+            <w:tcW w:type="dxa" w:w="691"/>
+          </w:tcPr>
+          <w:p>
+            <w:r/>
+            <w:r>
+              <w:rPr>
+                <w:sz w:val="16"/>
+              </w:rPr>
+              <w:t>revert</w:t>
+            </w:r>
+          </w:p>
+        </w:tc>
+        <w:tc>
+          <w:tcPr>
+            <w:tcW w:type="dxa" w:w="835"/>
+          </w:tcPr>
+          <w:p>
+            <w:r/>
+            <w:r>
+              <w:rPr>
+                <w:sz w:val="16"/>
+              </w:rPr>
+              <w:t>334.2</w:t>
+            </w:r>
+          </w:p>
+        </w:tc>
+        <w:tc>
+          <w:tcPr>
+            <w:tcW w:type="dxa" w:w="792"/>
+          </w:tcPr>
+          <w:p>
+            <w:r/>
+            <w:r>
+              <w:rPr>
+                <w:sz w:val="16"/>
+              </w:rPr>
+              <w:t>+833.5%</w:t>
+            </w:r>
+          </w:p>
+        </w:tc>
+        <w:tc>
+          <w:tcPr>
+            <w:tcW w:type="dxa" w:w="792"/>
+          </w:tcPr>
+          <w:p>
+            <w:r/>
+            <w:r>
+              <w:rPr>
+                <w:sz w:val="16"/>
+              </w:rPr>
+              <w:t>861ms</w:t>
+            </w:r>
+          </w:p>
+        </w:tc>
+        <w:tc>
+          <w:tcPr>
+            <w:tcW w:type="dxa" w:w="720"/>
+          </w:tcPr>
+          <w:p>
+            <w:r/>
+            <w:r>
+              <w:rPr>
+                <w:sz w:val="16"/>
+              </w:rPr>
+              <w:t>108ms</w:t>
+            </w:r>
+          </w:p>
+        </w:tc>
+        <w:tc>
+          <w:tcPr>
+            <w:tcW w:type="dxa" w:w="403"/>
+          </w:tcPr>
+          <w:p>
+            <w:r/>
+            <w:r>
+              <w:rPr>
+                <w:sz w:val="16"/>
+              </w:rPr>
+              <w:t>64</w:t>
+            </w:r>
+          </w:p>
+        </w:tc>
+        <w:tc>
+          <w:tcPr>
+            <w:tcW w:type="dxa" w:w="792"/>
+          </w:tcPr>
+          <w:p>
+            <w:r/>
+            <w:r>
+              <w:rPr>
+                <w:sz w:val="16"/>
+              </w:rPr>
+              <w:t>13</w:t>
+            </w:r>
+          </w:p>
+        </w:tc>
+        <w:tc>
+          <w:tcPr>
+            <w:tcW w:type="dxa" w:w="864"/>
+          </w:tcPr>
+          <w:p>
+            <w:r/>
+            <w:r>
+              <w:rPr>
+                <w:sz w:val="16"/>
+              </w:rPr>
+              <w:t>0.7000</w:t>
+            </w:r>
+          </w:p>
+        </w:tc>
+      </w:tr>
+      <w:tr>
+        <w:tc>
+          <w:tcPr>
+            <w:tcW w:type="dxa" w:w="1872"/>
+          </w:tcPr>
+          <w:p>
+            <w:r/>
+            <w:r>
+              <w:rPr>
+                <w:b/>
+                <w:sz w:val="16"/>
+              </w:rPr>
+              <w:t>weight_autoquantize</w:t>
+            </w:r>
+          </w:p>
+        </w:tc>
+        <w:tc>
+          <w:tcPr>
+            <w:tcW w:type="dxa" w:w="893"/>
+          </w:tcPr>
+          <w:p>
+            <w:r/>
+            <w:r>
+              <w:rPr>
+                <w:sz w:val="16"/>
+              </w:rPr>
+              <w:t>nvfp4</w:t>
+            </w:r>
+          </w:p>
+        </w:tc>
+        <w:tc>
+          <w:tcPr>
+            <w:tcW w:type="dxa" w:w="691"/>
+          </w:tcPr>
+          <w:p>
+            <w:r/>
+            <w:r>
+              <w:rPr>
+                <w:sz w:val="16"/>
+              </w:rPr>
+              <w:t>KEEP</w:t>
+            </w:r>
+          </w:p>
+        </w:tc>
+        <w:tc>
+          <w:tcPr>
+            <w:tcW w:type="dxa" w:w="835"/>
+          </w:tcPr>
+          <w:p>
+            <w:r/>
+            <w:r>
+              <w:rPr>
+                <w:sz w:val="16"/>
+              </w:rPr>
+              <w:t>524.3</w:t>
+            </w:r>
+          </w:p>
+        </w:tc>
+        <w:tc>
+          <w:tcPr>
+            <w:tcW w:type="dxa" w:w="792"/>
+          </w:tcPr>
+          <w:p>
+            <w:r/>
+            <w:r>
+              <w:rPr>
+                <w:sz w:val="16"/>
+              </w:rPr>
+              <w:t>+1364.5%</w:t>
+            </w:r>
+          </w:p>
+        </w:tc>
+        <w:tc>
+          <w:tcPr>
+            <w:tcW w:type="dxa" w:w="792"/>
+          </w:tcPr>
+          <w:p>
+            <w:r/>
+            <w:r>
+              <w:rPr>
+                <w:sz w:val="16"/>
+              </w:rPr>
+              <w:t>569ms</w:t>
+            </w:r>
+          </w:p>
+        </w:tc>
+        <w:tc>
+          <w:tcPr>
+            <w:tcW w:type="dxa" w:w="720"/>
+          </w:tcPr>
+          <w:p>
+            <w:r/>
+            <w:r>
+              <w:rPr>
+                <w:sz w:val="16"/>
+              </w:rPr>
+              <w:t>102ms</w:t>
+            </w:r>
+          </w:p>
+        </w:tc>
+        <w:tc>
+          <w:tcPr>
+            <w:tcW w:type="dxa" w:w="403"/>
+          </w:tcPr>
+          <w:p>
+            <w:r/>
+            <w:r>
+              <w:rPr>
+                <w:sz w:val="16"/>
+              </w:rPr>
+              <w:t>64</w:t>
+            </w:r>
+          </w:p>
+        </w:tc>
+        <w:tc>
+          <w:tcPr>
+            <w:tcW w:type="dxa" w:w="792"/>
+          </w:tcPr>
+          <w:p>
+            <w:r/>
+            <w:r>
+              <w:rPr>
+                <w:sz w:val="16"/>
+              </w:rPr>
+              <w:t>8</w:t>
+            </w:r>
+          </w:p>
+        </w:tc>
+        <w:tc>
+          <w:tcPr>
+            <w:tcW w:type="dxa" w:w="864"/>
+          </w:tcPr>
+          <w:p>
+            <w:r/>
+            <w:r>
+              <w:rPr>
+                <w:sz w:val="16"/>
+              </w:rPr>
+              <w:t>0.7600</w:t>
+            </w:r>
+          </w:p>
+        </w:tc>
+      </w:tr>
+      <w:tr>
+        <w:tc>
+          <w:tcPr>
+            <w:tcW w:type="dxa" w:w="1872"/>
+          </w:tcPr>
+          <w:p>
+            <w:r/>
+            <w:r>
+              <w:rPr>
+                <w:b/>
+                <w:sz w:val="16"/>
+              </w:rPr>
+              <w:t>retune_batching_after_weight</w:t>
+            </w:r>
+          </w:p>
+        </w:tc>
+        <w:tc>
+          <w:tcPr>
+            <w:tcW w:type="dxa" w:w="893"/>
+          </w:tcPr>
+          <w:p>
+            <w:r/>
+            <w:r>
+              <w:rPr>
+                <w:sz w:val="16"/>
+              </w:rPr>
+              <w:t>nvfp4</w:t>
+            </w:r>
+          </w:p>
+        </w:tc>
+        <w:tc>
+          <w:tcPr>
+            <w:tcW w:type="dxa" w:w="691"/>
+          </w:tcPr>
+          <w:p>
+            <w:r/>
+            <w:r>
+              <w:rPr>
+                <w:sz w:val="16"/>
+              </w:rPr>
+              <w:t>FAILED</w:t>
+            </w:r>
+          </w:p>
+        </w:tc>
+        <w:tc>
+          <w:tcPr>
+            <w:tcW w:type="dxa" w:w="835"/>
+          </w:tcPr>
+          <w:p>
+            <w:r/>
+            <w:r>
+              <w:rPr>
+                <w:sz w:val="16"/>
+              </w:rPr>
+              <w:t>-</w:t>
+            </w:r>
+          </w:p>
+        </w:tc>
+        <w:tc>
+          <w:tcPr>
+            <w:tcW w:type="dxa" w:w="792"/>
+          </w:tcPr>
+          <w:p>
+            <w:r/>
+            <w:r>
+              <w:rPr>
+                <w:sz w:val="16"/>
+              </w:rPr>
+              <w:t>-</w:t>
+            </w:r>
+          </w:p>
+        </w:tc>
+        <w:tc>
+          <w:tcPr>
+            <w:tcW w:type="dxa" w:w="792"/>
+          </w:tcPr>
+          <w:p>
+            <w:r/>
+            <w:r>
+              <w:rPr>
+                <w:sz w:val="16"/>
+              </w:rPr>
+              <w:t>-</w:t>
+            </w:r>
+          </w:p>
+        </w:tc>
+        <w:tc>
+          <w:tcPr>
+            <w:tcW w:type="dxa" w:w="720"/>
+          </w:tcPr>
+          <w:p>
+            <w:r/>
+            <w:r>
+              <w:rPr>
+                <w:sz w:val="16"/>
+              </w:rPr>
+              <w:t>-</w:t>
+            </w:r>
+          </w:p>
+        </w:tc>
+        <w:tc>
+          <w:tcPr>
+            <w:tcW w:type="dxa" w:w="403"/>
+          </w:tcPr>
+          <w:p>
+            <w:r/>
+            <w:r>
+              <w:rPr>
+                <w:sz w:val="16"/>
+              </w:rPr>
+              <w:t>-</w:t>
+            </w:r>
+          </w:p>
+        </w:tc>
+        <w:tc>
+          <w:tcPr>
+            <w:tcW w:type="dxa" w:w="792"/>
+          </w:tcPr>
+          <w:p>
+            <w:r/>
+            <w:r>
+              <w:rPr>
+                <w:sz w:val="16"/>
+              </w:rPr>
+              <w:t>-</w:t>
+            </w:r>
+          </w:p>
+        </w:tc>
+        <w:tc>
+          <w:tcPr>
+            <w:tcW w:type="dxa" w:w="864"/>
+          </w:tcPr>
+          <w:p>
+            <w:r/>
+            <w:r>
+              <w:rPr>
+                <w:sz w:val="16"/>
+              </w:rPr>
+              <w:t>-</w:t>
+            </w:r>
+          </w:p>
+        </w:tc>
+      </w:tr>
+      <w:tr>
+        <w:tc>
+          <w:tcPr>
+            <w:tcW w:type="dxa" w:w="1872"/>
+          </w:tcPr>
+          <w:p>
+            <w:r/>
+            <w:r>
+              <w:rPr>
+                <w:b/>
+                <w:sz w:val="16"/>
+              </w:rPr>
+              <w:t>retune_batching_after_weight</w:t>
+            </w:r>
+          </w:p>
+        </w:tc>
+        <w:tc>
+          <w:tcPr>
+            <w:tcW w:type="dxa" w:w="893"/>
+          </w:tcPr>
+          <w:p>
+            <w:r/>
+            <w:r>
+              <w:rPr>
+                <w:sz w:val="16"/>
+              </w:rPr>
+              <w:t>nvfp4</w:t>
+            </w:r>
+          </w:p>
+        </w:tc>
+        <w:tc>
+          <w:tcPr>
+            <w:tcW w:type="dxa" w:w="691"/>
+          </w:tcPr>
+          <w:p>
+            <w:r/>
+            <w:r>
+              <w:rPr>
+                <w:sz w:val="16"/>
+              </w:rPr>
+              <w:t>FAILED</w:t>
+            </w:r>
+          </w:p>
+        </w:tc>
+        <w:tc>
+          <w:tcPr>
+            <w:tcW w:type="dxa" w:w="835"/>
+          </w:tcPr>
+          <w:p>
+            <w:r/>
+            <w:r>
+              <w:rPr>
+                <w:sz w:val="16"/>
+              </w:rPr>
+              <w:t>-</w:t>
+            </w:r>
+          </w:p>
+        </w:tc>
+        <w:tc>
+          <w:tcPr>
+            <w:tcW w:type="dxa" w:w="792"/>
+          </w:tcPr>
+          <w:p>
+            <w:r/>
+            <w:r>
+              <w:rPr>
+                <w:sz w:val="16"/>
+              </w:rPr>
+              <w:t>-</w:t>
+            </w:r>
+          </w:p>
+        </w:tc>
+        <w:tc>
+          <w:tcPr>
+            <w:tcW w:type="dxa" w:w="792"/>
+          </w:tcPr>
+          <w:p>
+            <w:r/>
+            <w:r>
+              <w:rPr>
+                <w:sz w:val="16"/>
+              </w:rPr>
+              <w:t>-</w:t>
+            </w:r>
+          </w:p>
+        </w:tc>
+        <w:tc>
+          <w:tcPr>
+            <w:tcW w:type="dxa" w:w="720"/>
+          </w:tcPr>
+          <w:p>
+            <w:r/>
+            <w:r>
+              <w:rPr>
+                <w:sz w:val="16"/>
+              </w:rPr>
+              <w:t>-</w:t>
+            </w:r>
+          </w:p>
+        </w:tc>
+        <w:tc>
+          <w:tcPr>
+            <w:tcW w:type="dxa" w:w="403"/>
+          </w:tcPr>
+          <w:p>
+            <w:r/>
+            <w:r>
+              <w:rPr>
+                <w:sz w:val="16"/>
+              </w:rPr>
+              <w:t>-</w:t>
+            </w:r>
+          </w:p>
+        </w:tc>
+        <w:tc>
+          <w:tcPr>
+            <w:tcW w:type="dxa" w:w="792"/>
+          </w:tcPr>
+          <w:p>
+            <w:r/>
+            <w:r>
+              <w:rPr>
+                <w:sz w:val="16"/>
+              </w:rPr>
+              <w:t>-</w:t>
+            </w:r>
+          </w:p>
+        </w:tc>
+        <w:tc>
+          <w:tcPr>
+            <w:tcW w:type="dxa" w:w="864"/>
+          </w:tcPr>
+          <w:p>
+            <w:r/>
+            <w:r>
+              <w:rPr>
+                <w:sz w:val="16"/>
+              </w:rPr>
+              <w:t>-</w:t>
+            </w:r>
+          </w:p>
+        </w:tc>
+      </w:tr>
+    </w:tbl>
+    <w:p>
+      <w:pPr>
+        <w:spacing w:after="120"/>
+      </w:pPr>
+      <w:r>
+        <w:rPr>
+          <w:b w:val="0"/>
+          <w:i w:val="0"/>
+        </w:rPr>
+      </w:r>
+    </w:p>
+    <w:p>
+      <w:pPr>
+        <w:spacing w:after="120"/>
+      </w:pPr>
+      <w:r>
+        <w:rPr>
+          <w:b/>
+          <w:i w:val="0"/>
+        </w:rPr>
+        <w:t>The four weight variants, ranked</w:t>
+      </w:r>
+    </w:p>
+    <w:tbl>
+      <w:tblPr>
+        <w:tblStyle w:val="LightGrid-Accent1"/>
+        <w:tblW w:type="auto" w:w="0"/>
+        <w:jc w:val="center"/>
+        <w:tblLook w:firstColumn="1" w:firstRow="1" w:lastColumn="0" w:lastRow="0" w:noHBand="0" w:noVBand="1" w:val="04A0"/>
+      </w:tblPr>
+      <w:tblGrid>
+        <w:gridCol w:w="1234"/>
+        <w:gridCol w:w="1234"/>
+        <w:gridCol w:w="1234"/>
+        <w:gridCol w:w="1234"/>
+        <w:gridCol w:w="1234"/>
+        <w:gridCol w:w="1234"/>
+        <w:gridCol w:w="1234"/>
+      </w:tblGrid>
+      <w:tr>
+        <w:tc>
+          <w:tcPr>
+            <w:tcW w:type="dxa" w:w="1368"/>
+          </w:tcPr>
+          <w:p>
+            <w:r/>
+            <w:r>
+              <w:rPr>
+                <w:b/>
+                <w:sz w:val="16"/>
+              </w:rPr>
+              <w:t>variant</w:t>
+            </w:r>
+          </w:p>
+        </w:tc>
+        <w:tc>
+          <w:tcPr>
+            <w:tcW w:type="dxa" w:w="1368"/>
+          </w:tcPr>
+          <w:p>
+            <w:r/>
+            <w:r>
+              <w:rPr>
+                <w:b/>
+                <w:sz w:val="16"/>
+              </w:rPr>
+              <w:t>goodput tok/s</w:t>
+            </w:r>
+          </w:p>
+        </w:tc>
+        <w:tc>
+          <w:tcPr>
+            <w:tcW w:type="dxa" w:w="1944"/>
+          </w:tcPr>
+          <w:p>
+            <w:r/>
+            <w:r>
+              <w:rPr>
+                <w:b/>
+                <w:sz w:val="16"/>
+              </w:rPr>
+              <w:t>vs KV-quantized incumbent</w:t>
+            </w:r>
+          </w:p>
+        </w:tc>
+        <w:tc>
+          <w:tcPr>
+            <w:tcW w:type="dxa" w:w="432"/>
+          </w:tcPr>
+          <w:p>
+            <w:r/>
+            <w:r>
+              <w:rPr>
+                <w:b/>
+                <w:sz w:val="16"/>
+              </w:rPr>
+              <w:t>L</w:t>
+            </w:r>
+          </w:p>
+        </w:tc>
+        <w:tc>
+          <w:tcPr>
+            <w:tcW w:type="dxa" w:w="1008"/>
+          </w:tcPr>
+          <w:p>
+            <w:r/>
+            <w:r>
+              <w:rPr>
+                <w:b/>
+                <w:sz w:val="16"/>
+              </w:rPr>
+              <w:t>TTFT p99</w:t>
+            </w:r>
+          </w:p>
+        </w:tc>
+        <w:tc>
+          <w:tcPr>
+            <w:tcW w:type="dxa" w:w="1008"/>
+          </w:tcPr>
+          <w:p>
+            <w:r/>
+            <w:r>
+              <w:rPr>
+                <w:b/>
+                <w:sz w:val="16"/>
+              </w:rPr>
+              <w:t>MATH-500</w:t>
+            </w:r>
+          </w:p>
+        </w:tc>
+        <w:tc>
+          <w:tcPr>
+            <w:tcW w:type="dxa" w:w="864"/>
+          </w:tcPr>
+          <w:p>
+            <w:r/>
+            <w:r>
+              <w:rPr>
+                <w:b/>
+                <w:sz w:val="16"/>
+              </w:rPr>
+              <w:t>artifact</w:t>
+            </w:r>
+          </w:p>
+        </w:tc>
+      </w:tr>
+      <w:tr>
+        <w:tc>
+          <w:tcPr>
+            <w:tcW w:type="dxa" w:w="1368"/>
+          </w:tcPr>
+          <w:p>
+            <w:r/>
+            <w:r>
+              <w:rPr>
+                <w:b/>
+                <w:sz w:val="16"/>
+              </w:rPr>
+              <w:t>autoquant@6.0</w:t>
+            </w:r>
+          </w:p>
+        </w:tc>
+        <w:tc>
+          <w:tcPr>
+            <w:tcW w:type="dxa" w:w="1368"/>
+          </w:tcPr>
+          <w:p>
+            <w:r/>
+            <w:r>
+              <w:rPr>
+                <w:sz w:val="16"/>
+              </w:rPr>
+              <w:t>FAILED TO LOAD</w:t>
+            </w:r>
+          </w:p>
+        </w:tc>
+        <w:tc>
+          <w:tcPr>
+            <w:tcW w:type="dxa" w:w="1944"/>
+          </w:tcPr>
+          <w:p>
+            <w:r/>
+            <w:r>
+              <w:rPr>
+                <w:sz w:val="16"/>
+              </w:rPr>
+              <w:t>-</w:t>
+            </w:r>
+          </w:p>
+        </w:tc>
+        <w:tc>
+          <w:tcPr>
+            <w:tcW w:type="dxa" w:w="432"/>
+          </w:tcPr>
+          <w:p>
+            <w:r/>
+            <w:r>
+              <w:rPr>
+                <w:sz w:val="16"/>
+              </w:rPr>
+              <w:t>-</w:t>
+            </w:r>
+          </w:p>
+        </w:tc>
+        <w:tc>
+          <w:tcPr>
+            <w:tcW w:type="dxa" w:w="1008"/>
+          </w:tcPr>
+          <w:p>
+            <w:r/>
+            <w:r>
+              <w:rPr>
+                <w:sz w:val="16"/>
+              </w:rPr>
+              <w:t>-</w:t>
+            </w:r>
+          </w:p>
+        </w:tc>
+        <w:tc>
+          <w:tcPr>
+            <w:tcW w:type="dxa" w:w="1008"/>
+          </w:tcPr>
+          <w:p>
+            <w:r/>
+            <w:r>
+              <w:rPr>
+                <w:sz w:val="16"/>
+              </w:rPr>
+              <w:t>-</w:t>
+            </w:r>
+          </w:p>
+        </w:tc>
+        <w:tc>
+          <w:tcPr>
+            <w:tcW w:type="dxa" w:w="864"/>
+          </w:tcPr>
+          <w:p>
+            <w:r/>
+            <w:r>
+              <w:rPr>
+                <w:sz w:val="16"/>
+              </w:rPr>
+              <w:t>22 GB</w:t>
+            </w:r>
+          </w:p>
+        </w:tc>
+      </w:tr>
+      <w:tr>
+        <w:tc>
+          <w:tcPr>
+            <w:tcW w:type="dxa" w:w="1368"/>
+          </w:tcPr>
+          <w:p>
+            <w:r/>
+            <w:r>
+              <w:rPr>
+                <w:b/>
+                <w:sz w:val="16"/>
+              </w:rPr>
+              <w:t>autoquant@5.0</w:t>
+            </w:r>
+          </w:p>
+        </w:tc>
+        <w:tc>
+          <w:tcPr>
+            <w:tcW w:type="dxa" w:w="1368"/>
+          </w:tcPr>
+          <w:p>
+            <w:r/>
+            <w:r>
+              <w:rPr>
+                <w:sz w:val="16"/>
+              </w:rPr>
+              <w:t>210.1</w:t>
+            </w:r>
+          </w:p>
+        </w:tc>
+        <w:tc>
+          <w:tcPr>
+            <w:tcW w:type="dxa" w:w="1944"/>
+          </w:tcPr>
+          <w:p>
+            <w:r/>
+            <w:r>
+              <w:rPr>
+                <w:sz w:val="16"/>
+              </w:rPr>
+              <w:t>+253.7%</w:t>
+            </w:r>
+          </w:p>
+        </w:tc>
+        <w:tc>
+          <w:tcPr>
+            <w:tcW w:type="dxa" w:w="432"/>
+          </w:tcPr>
+          <w:p>
+            <w:r/>
+            <w:r>
+              <w:rPr>
+                <w:sz w:val="16"/>
+              </w:rPr>
+              <w:t>32</w:t>
+            </w:r>
+          </w:p>
+        </w:tc>
+        <w:tc>
+          <w:tcPr>
+            <w:tcW w:type="dxa" w:w="1008"/>
+          </w:tcPr>
+          <w:p>
+            <w:r/>
+            <w:r>
+              <w:rPr>
+                <w:sz w:val="16"/>
+              </w:rPr>
+              <w:t>753ms</w:t>
+            </w:r>
+          </w:p>
+        </w:tc>
+        <w:tc>
+          <w:tcPr>
+            <w:tcW w:type="dxa" w:w="1008"/>
+          </w:tcPr>
+          <w:p>
+            <w:r/>
+            <w:r>
+              <w:rPr>
+                <w:sz w:val="16"/>
+              </w:rPr>
+              <w:t>0.7000</w:t>
+            </w:r>
+          </w:p>
+        </w:tc>
+        <w:tc>
+          <w:tcPr>
+            <w:tcW w:type="dxa" w:w="864"/>
+          </w:tcPr>
+          <w:p>
+            <w:r/>
+            <w:r>
+              <w:rPr>
+                <w:sz w:val="16"/>
+              </w:rPr>
+              <w:t>19 GB</w:t>
+            </w:r>
+          </w:p>
+        </w:tc>
+      </w:tr>
+      <w:tr>
+        <w:tc>
+          <w:tcPr>
+            <w:tcW w:type="dxa" w:w="1368"/>
+          </w:tcPr>
+          <w:p>
+            <w:r/>
+            <w:r>
+              <w:rPr>
+                <w:b/>
+                <w:sz w:val="16"/>
+              </w:rPr>
+              <w:t>w4a16</w:t>
+            </w:r>
+          </w:p>
+        </w:tc>
+        <w:tc>
+          <w:tcPr>
+            <w:tcW w:type="dxa" w:w="1368"/>
+          </w:tcPr>
+          <w:p>
+            <w:r/>
+            <w:r>
+              <w:rPr>
+                <w:sz w:val="16"/>
+              </w:rPr>
+              <w:t>334.2</w:t>
+            </w:r>
+          </w:p>
+        </w:tc>
+        <w:tc>
+          <w:tcPr>
+            <w:tcW w:type="dxa" w:w="1944"/>
+          </w:tcPr>
+          <w:p>
+            <w:r/>
+            <w:r>
+              <w:rPr>
+                <w:sz w:val="16"/>
+              </w:rPr>
+              <w:t>+462.6%</w:t>
+            </w:r>
+          </w:p>
+        </w:tc>
+        <w:tc>
+          <w:tcPr>
+            <w:tcW w:type="dxa" w:w="432"/>
+          </w:tcPr>
+          <w:p>
+            <w:r/>
+            <w:r>
+              <w:rPr>
+                <w:sz w:val="16"/>
+              </w:rPr>
+              <w:t>64</w:t>
+            </w:r>
+          </w:p>
+        </w:tc>
+        <w:tc>
+          <w:tcPr>
+            <w:tcW w:type="dxa" w:w="1008"/>
+          </w:tcPr>
+          <w:p>
+            <w:r/>
+            <w:r>
+              <w:rPr>
+                <w:sz w:val="16"/>
+              </w:rPr>
+              <w:t>861ms</w:t>
+            </w:r>
+          </w:p>
+        </w:tc>
+        <w:tc>
+          <w:tcPr>
+            <w:tcW w:type="dxa" w:w="1008"/>
+          </w:tcPr>
+          <w:p>
+            <w:r/>
+            <w:r>
+              <w:rPr>
+                <w:sz w:val="16"/>
+              </w:rPr>
+              <w:t>0.7000</w:t>
+            </w:r>
+          </w:p>
+        </w:tc>
+        <w:tc>
+          <w:tcPr>
+            <w:tcW w:type="dxa" w:w="864"/>
+          </w:tcPr>
+          <w:p>
+            <w:r/>
+            <w:r>
+              <w:rPr>
+                <w:sz w:val="16"/>
+              </w:rPr>
+              <w:t>17 GB</w:t>
+            </w:r>
+          </w:p>
+        </w:tc>
+      </w:tr>
+      <w:tr>
+        <w:tc>
+          <w:tcPr>
+            <w:tcW w:type="dxa" w:w="1368"/>
+          </w:tcPr>
+          <w:p>
+            <w:r/>
+            <w:r>
+              <w:rPr>
+                <w:b/>
+                <w:sz w:val="16"/>
+              </w:rPr>
+              <w:t>nvfp4</w:t>
+            </w:r>
+          </w:p>
+        </w:tc>
+        <w:tc>
+          <w:tcPr>
+            <w:tcW w:type="dxa" w:w="1368"/>
+          </w:tcPr>
+          <w:p>
+            <w:r/>
+            <w:r>
+              <w:rPr>
+                <w:sz w:val="16"/>
+              </w:rPr>
+              <w:t>524.3</w:t>
+            </w:r>
+          </w:p>
+        </w:tc>
+        <w:tc>
+          <w:tcPr>
+            <w:tcW w:type="dxa" w:w="1944"/>
+          </w:tcPr>
+          <w:p>
+            <w:r/>
+            <w:r>
+              <w:rPr>
+                <w:sz w:val="16"/>
+              </w:rPr>
+              <w:t>+782.7%</w:t>
+            </w:r>
+          </w:p>
+        </w:tc>
+        <w:tc>
+          <w:tcPr>
+            <w:tcW w:type="dxa" w:w="432"/>
+          </w:tcPr>
+          <w:p>
+            <w:r/>
+            <w:r>
+              <w:rPr>
+                <w:sz w:val="16"/>
+              </w:rPr>
+              <w:t>64</w:t>
+            </w:r>
+          </w:p>
+        </w:tc>
+        <w:tc>
+          <w:tcPr>
+            <w:tcW w:type="dxa" w:w="1008"/>
+          </w:tcPr>
+          <w:p>
+            <w:r/>
+            <w:r>
+              <w:rPr>
+                <w:sz w:val="16"/>
+              </w:rPr>
+              <w:t>569ms</w:t>
+            </w:r>
+          </w:p>
+        </w:tc>
+        <w:tc>
+          <w:tcPr>
+            <w:tcW w:type="dxa" w:w="1008"/>
+          </w:tcPr>
+          <w:p>
+            <w:r/>
+            <w:r>
+              <w:rPr>
+                <w:sz w:val="16"/>
+              </w:rPr>
+              <w:t>0.7600</w:t>
+            </w:r>
+          </w:p>
+        </w:tc>
+        <w:tc>
+          <w:tcPr>
+            <w:tcW w:type="dxa" w:w="864"/>
+          </w:tcPr>
+          <w:p>
+            <w:r/>
+            <w:r>
+              <w:rPr>
+                <w:sz w:val="16"/>
+              </w:rPr>
+              <w:t>17 GB</w:t>
+            </w:r>
+          </w:p>
+        </w:tc>
+      </w:tr>
+    </w:tbl>
+    <w:p>
+      <w:pPr>
+        <w:spacing w:after="120"/>
+      </w:pPr>
+      <w:r>
+        <w:rPr>
+          <w:b w:val="0"/>
+          <w:i w:val="0"/>
+          <w:sz w:val="19"/>
+        </w:rPr>
+        <w:t>NVFP4 wins by a wide margin and is also the smallest artifact. The ordering is monotone in aggression — 4-bit beats 5-bit beats 6-bit — which is what a memory-bandwidth-bound decode predicts, since every bit removed from the weights is bandwidth returned.</w:t>
+      </w:r>
+    </w:p>
+    <w:p>
+      <w:pPr>
+        <w:spacing w:after="120"/>
+      </w:pPr>
+      <w:r>
+        <w:rPr>
+          <w:b w:val="0"/>
+          <w:i w:val="0"/>
+        </w:rPr>
+      </w:r>
+    </w:p>
+    <w:p>
+      <w:pPr>
+        <w:spacing w:after="120"/>
+      </w:pPr>
+      <w:r>
+        <w:rPr>
+          <w:b/>
+          <w:i w:val="0"/>
+        </w:rPr>
+        <w:t>Three cautions on the headline number</w:t>
+      </w:r>
+    </w:p>
+    <w:p>
+      <w:pPr>
+        <w:pStyle w:val="ListBullet"/>
+        <w:spacing w:after="60"/>
+      </w:pPr>
+      <w:r>
+        <w:t>MATH-500 reads 0.7600 for NVFP4 against 0.7000 for the seed. Accuracy IMPROVING under 4-bit quantization is not a credible result; on the 14B the same variant LOST 0.0253, and that loss was only resolvable at n=500. This figure is at the traversal's default sample size and should be treated as unconfirmed until re-run at n=500.</w:t>
+      </w:r>
+    </w:p>
+    <w:p>
+      <w:pPr>
+        <w:pStyle w:val="ListBullet"/>
+        <w:spacing w:after="60"/>
+      </w:pPr>
+      <w:r>
+        <w:t>TTFT p99 is 568.9 ms against a 500 ms target. The configuration is kept because goodput counts only conforming requests and SLO attainment is 95%, but the p99 itself MISSES. Anyone reading "524 tok/s" as unconditional capacity would be wrong.</w:t>
+      </w:r>
+    </w:p>
+    <w:p>
+      <w:pPr>
+        <w:pStyle w:val="ListBullet"/>
+        <w:spacing w:after="60"/>
+      </w:pPr>
+      <w:r>
+        <w:t>autoquant@6.0 never loaded. Its checkpoint declares MIXED_PRECISION, which the backend reconciliation treats as NVFP4-family and switches to marlin; vLLM then rejects marlin because at a 6.0-bit budget the MoE layers were left unquantized. autoquant@5.0, also MIXED_PRECISION, quantizes them and loads fine — so the checkpoint's declared algorithm does not determine what the MoE layers actually are, and the reconciliation is reading the wrong field.</w:t>
+      </w:r>
+    </w:p>
+    <w:p>
+      <w:pPr>
+        <w:spacing w:after="120"/>
+      </w:pPr>
+      <w:r>
+        <w:rPr>
+          <w:b w:val="0"/>
+          <w:i w:val="0"/>
+        </w:rPr>
+      </w:r>
+    </w:p>
+    <w:p>
+      <w:pPr>
+        <w:spacing w:after="120"/>
+      </w:pPr>
+      <w:r>
+        <w:rPr>
+          <w:b/>
+          <w:i w:val="0"/>
+        </w:rPr>
+        <w:t>Two nodes that have never produced a measurement</w:t>
+      </w:r>
+    </w:p>
+    <w:p>
+      <w:pPr>
+        <w:spacing w:after="120"/>
+      </w:pPr>
+      <w:r>
+        <w:rPr>
+          <w:b w:val="0"/>
+          <w:i w:val="0"/>
+          <w:sz w:val="19"/>
+        </w:rPr>
+        <w:t>retune_batching_after_kv and retune_batching_after_weight failed all four times they were attempted, in this run and in every run before it. The cause is not the model: dag/llm.json computes max_num_seqs as incumbent.max_num_seqs * 1.5 and * 2.0, which yields 384.0 and 512.0, and vLLM's --max-num-seqs takes an int. The launches die during argument parsing, before any weights are read. Four launches per lossy run have been spent on this, and the two nodes have contributed nothing to any result on record.</w:t>
+      </w:r>
+    </w:p>
+    <w:p>
       <w:pPr>
         <w:pStyle w:val="Heading1"/>
       </w:pPr>
@@ -10901,6 +15380,861 @@
                 <w:sz w:val="16"/>
               </w:rPr>
               <w:t>0.7400</w:t>
+            </w:r>
+          </w:p>
+        </w:tc>
+      </w:tr>
+    </w:tbl>
+    <w:p>
+      <w:pPr>
+        <w:spacing w:after="120"/>
+      </w:pPr>
+      <w:r>
+        <w:rPr>
+          <w:b w:val="0"/>
+          <w:i w:val="0"/>
+        </w:rPr>
+      </w:r>
+    </w:p>
+    <w:p>
+      <w:pPr>
+        <w:spacing w:after="120"/>
+      </w:pPr>
+      <w:r>
+        <w:rPr>
+          <w:b/>
+          <w:i w:val="0"/>
+        </w:rPr>
+        <w:t>Qwen3-30B-A3B (lossless + lossy search)</w:t>
+      </w:r>
+    </w:p>
+    <w:tbl>
+      <w:tblPr>
+        <w:tblStyle w:val="LightGrid-Accent1"/>
+        <w:tblW w:type="auto" w:w="0"/>
+        <w:jc w:val="center"/>
+        <w:tblLook w:firstColumn="1" w:firstRow="1" w:lastColumn="0" w:lastRow="0" w:noHBand="0" w:noVBand="1" w:val="04A0"/>
+      </w:tblPr>
+      <w:tblGrid>
+        <w:gridCol w:w="1080"/>
+        <w:gridCol w:w="1080"/>
+        <w:gridCol w:w="1080"/>
+        <w:gridCol w:w="1080"/>
+        <w:gridCol w:w="1080"/>
+        <w:gridCol w:w="1080"/>
+        <w:gridCol w:w="1080"/>
+        <w:gridCol w:w="1080"/>
+      </w:tblGrid>
+      <w:tr>
+        <w:tc>
+          <w:tcPr>
+            <w:tcW w:type="dxa" w:w="2160"/>
+          </w:tcPr>
+          <w:p>
+            <w:r/>
+            <w:r>
+              <w:rPr>
+                <w:b/>
+                <w:sz w:val="16"/>
+              </w:rPr>
+              <w:t>node</w:t>
+            </w:r>
+          </w:p>
+        </w:tc>
+        <w:tc>
+          <w:tcPr>
+            <w:tcW w:type="dxa" w:w="1008"/>
+          </w:tcPr>
+          <w:p>
+            <w:r/>
+            <w:r>
+              <w:rPr>
+                <w:b/>
+                <w:sz w:val="16"/>
+              </w:rPr>
+              <w:t>goodput</w:t>
+              <w:br/>
+              <w:t>tok/s</w:t>
+            </w:r>
+          </w:p>
+        </w:tc>
+        <w:tc>
+          <w:tcPr>
+            <w:tcW w:type="dxa" w:w="1008"/>
+          </w:tcPr>
+          <w:p>
+            <w:r/>
+            <w:r>
+              <w:rPr>
+                <w:b/>
+                <w:sz w:val="16"/>
+              </w:rPr>
+              <w:t>TTFT p99</w:t>
+            </w:r>
+          </w:p>
+        </w:tc>
+        <w:tc>
+          <w:tcPr>
+            <w:tcW w:type="dxa" w:w="893"/>
+          </w:tcPr>
+          <w:p>
+            <w:r/>
+            <w:r>
+              <w:rPr>
+                <w:b/>
+                <w:sz w:val="16"/>
+              </w:rPr>
+              <w:t>ITL p99</w:t>
+            </w:r>
+          </w:p>
+        </w:tc>
+        <w:tc>
+          <w:tcPr>
+            <w:tcW w:type="dxa" w:w="792"/>
+          </w:tcPr>
+          <w:p>
+            <w:r/>
+            <w:r>
+              <w:rPr>
+                <w:b/>
+                <w:sz w:val="16"/>
+              </w:rPr>
+              <w:t>mem GB</w:t>
+            </w:r>
+          </w:p>
+        </w:tc>
+        <w:tc>
+          <w:tcPr>
+            <w:tcW w:type="dxa" w:w="504"/>
+          </w:tcPr>
+          <w:p>
+            <w:r/>
+            <w:r>
+              <w:rPr>
+                <w:b/>
+                <w:sz w:val="16"/>
+              </w:rPr>
+              <w:t>L</w:t>
+            </w:r>
+          </w:p>
+        </w:tc>
+        <w:tc>
+          <w:tcPr>
+            <w:tcW w:type="dxa" w:w="893"/>
+          </w:tcPr>
+          <w:p>
+            <w:r/>
+            <w:r>
+              <w:rPr>
+                <w:b/>
+                <w:sz w:val="16"/>
+              </w:rPr>
+              <w:t>replicas</w:t>
+            </w:r>
+          </w:p>
+        </w:tc>
+        <w:tc>
+          <w:tcPr>
+            <w:tcW w:type="dxa" w:w="979"/>
+          </w:tcPr>
+          <w:p>
+            <w:r/>
+            <w:r>
+              <w:rPr>
+                <w:b/>
+                <w:sz w:val="16"/>
+              </w:rPr>
+              <w:t>MATH-500</w:t>
+            </w:r>
+          </w:p>
+        </w:tc>
+      </w:tr>
+      <w:tr>
+        <w:tc>
+          <w:tcPr>
+            <w:tcW w:type="dxa" w:w="2160"/>
+          </w:tcPr>
+          <w:p>
+            <w:r/>
+            <w:r>
+              <w:rPr>
+                <w:b/>
+                <w:sz w:val="16"/>
+              </w:rPr>
+              <w:t>weight_autoquantize</w:t>
+            </w:r>
+          </w:p>
+        </w:tc>
+        <w:tc>
+          <w:tcPr>
+            <w:tcW w:type="dxa" w:w="1008"/>
+          </w:tcPr>
+          <w:p>
+            <w:r/>
+            <w:r>
+              <w:rPr>
+                <w:sz w:val="16"/>
+              </w:rPr>
+              <w:t>524.3</w:t>
+            </w:r>
+          </w:p>
+        </w:tc>
+        <w:tc>
+          <w:tcPr>
+            <w:tcW w:type="dxa" w:w="1008"/>
+          </w:tcPr>
+          <w:p>
+            <w:r/>
+            <w:r>
+              <w:rPr>
+                <w:sz w:val="16"/>
+              </w:rPr>
+              <w:t>569ms</w:t>
+            </w:r>
+          </w:p>
+        </w:tc>
+        <w:tc>
+          <w:tcPr>
+            <w:tcW w:type="dxa" w:w="893"/>
+          </w:tcPr>
+          <w:p>
+            <w:r/>
+            <w:r>
+              <w:rPr>
+                <w:sz w:val="16"/>
+              </w:rPr>
+              <w:t>102ms</w:t>
+            </w:r>
+          </w:p>
+        </w:tc>
+        <w:tc>
+          <w:tcPr>
+            <w:tcW w:type="dxa" w:w="792"/>
+          </w:tcPr>
+          <w:p>
+            <w:r/>
+            <w:r>
+              <w:rPr>
+                <w:sz w:val="16"/>
+              </w:rPr>
+              <w:t>91.4</w:t>
+            </w:r>
+          </w:p>
+        </w:tc>
+        <w:tc>
+          <w:tcPr>
+            <w:tcW w:type="dxa" w:w="504"/>
+          </w:tcPr>
+          <w:p>
+            <w:r/>
+            <w:r>
+              <w:rPr>
+                <w:sz w:val="16"/>
+              </w:rPr>
+              <w:t>64</w:t>
+            </w:r>
+          </w:p>
+        </w:tc>
+        <w:tc>
+          <w:tcPr>
+            <w:tcW w:type="dxa" w:w="893"/>
+          </w:tcPr>
+          <w:p>
+            <w:r/>
+            <w:r>
+              <w:rPr>
+                <w:sz w:val="16"/>
+              </w:rPr>
+              <w:t>8</w:t>
+            </w:r>
+          </w:p>
+        </w:tc>
+        <w:tc>
+          <w:tcPr>
+            <w:tcW w:type="dxa" w:w="979"/>
+          </w:tcPr>
+          <w:p>
+            <w:r/>
+            <w:r>
+              <w:rPr>
+                <w:sz w:val="16"/>
+              </w:rPr>
+              <w:t>0.7600</w:t>
+            </w:r>
+          </w:p>
+        </w:tc>
+      </w:tr>
+      <w:tr>
+        <w:tc>
+          <w:tcPr>
+            <w:tcW w:type="dxa" w:w="2160"/>
+          </w:tcPr>
+          <w:p>
+            <w:r/>
+            <w:r>
+              <w:rPr>
+                <w:b/>
+                <w:sz w:val="16"/>
+              </w:rPr>
+              <w:t>weight_autoquantize</w:t>
+            </w:r>
+          </w:p>
+        </w:tc>
+        <w:tc>
+          <w:tcPr>
+            <w:tcW w:type="dxa" w:w="1008"/>
+          </w:tcPr>
+          <w:p>
+            <w:r/>
+            <w:r>
+              <w:rPr>
+                <w:sz w:val="16"/>
+              </w:rPr>
+              <w:t>334.2</w:t>
+            </w:r>
+          </w:p>
+        </w:tc>
+        <w:tc>
+          <w:tcPr>
+            <w:tcW w:type="dxa" w:w="1008"/>
+          </w:tcPr>
+          <w:p>
+            <w:r/>
+            <w:r>
+              <w:rPr>
+                <w:sz w:val="16"/>
+              </w:rPr>
+              <w:t>861ms</w:t>
+            </w:r>
+          </w:p>
+        </w:tc>
+        <w:tc>
+          <w:tcPr>
+            <w:tcW w:type="dxa" w:w="893"/>
+          </w:tcPr>
+          <w:p>
+            <w:r/>
+            <w:r>
+              <w:rPr>
+                <w:sz w:val="16"/>
+              </w:rPr>
+              <w:t>108ms</w:t>
+            </w:r>
+          </w:p>
+        </w:tc>
+        <w:tc>
+          <w:tcPr>
+            <w:tcW w:type="dxa" w:w="792"/>
+          </w:tcPr>
+          <w:p>
+            <w:r/>
+            <w:r>
+              <w:rPr>
+                <w:sz w:val="16"/>
+              </w:rPr>
+              <w:t>90.9</w:t>
+            </w:r>
+          </w:p>
+        </w:tc>
+        <w:tc>
+          <w:tcPr>
+            <w:tcW w:type="dxa" w:w="504"/>
+          </w:tcPr>
+          <w:p>
+            <w:r/>
+            <w:r>
+              <w:rPr>
+                <w:sz w:val="16"/>
+              </w:rPr>
+              <w:t>64</w:t>
+            </w:r>
+          </w:p>
+        </w:tc>
+        <w:tc>
+          <w:tcPr>
+            <w:tcW w:type="dxa" w:w="893"/>
+          </w:tcPr>
+          <w:p>
+            <w:r/>
+            <w:r>
+              <w:rPr>
+                <w:sz w:val="16"/>
+              </w:rPr>
+              <w:t>13</w:t>
+            </w:r>
+          </w:p>
+        </w:tc>
+        <w:tc>
+          <w:tcPr>
+            <w:tcW w:type="dxa" w:w="979"/>
+          </w:tcPr>
+          <w:p>
+            <w:r/>
+            <w:r>
+              <w:rPr>
+                <w:sz w:val="16"/>
+              </w:rPr>
+              <w:t>0.7000</w:t>
+            </w:r>
+          </w:p>
+        </w:tc>
+      </w:tr>
+      <w:tr>
+        <w:tc>
+          <w:tcPr>
+            <w:tcW w:type="dxa" w:w="2160"/>
+          </w:tcPr>
+          <w:p>
+            <w:r/>
+            <w:r>
+              <w:rPr>
+                <w:b/>
+                <w:sz w:val="16"/>
+              </w:rPr>
+              <w:t>kv_cache_fp8</w:t>
+            </w:r>
+          </w:p>
+        </w:tc>
+        <w:tc>
+          <w:tcPr>
+            <w:tcW w:type="dxa" w:w="1008"/>
+          </w:tcPr>
+          <w:p>
+            <w:r/>
+            <w:r>
+              <w:rPr>
+                <w:sz w:val="16"/>
+              </w:rPr>
+              <w:t>59.4</w:t>
+            </w:r>
+          </w:p>
+        </w:tc>
+        <w:tc>
+          <w:tcPr>
+            <w:tcW w:type="dxa" w:w="1008"/>
+          </w:tcPr>
+          <w:p>
+            <w:r/>
+            <w:r>
+              <w:rPr>
+                <w:sz w:val="16"/>
+              </w:rPr>
+              <w:t>529ms</w:t>
+            </w:r>
+          </w:p>
+        </w:tc>
+        <w:tc>
+          <w:tcPr>
+            <w:tcW w:type="dxa" w:w="893"/>
+          </w:tcPr>
+          <w:p>
+            <w:r/>
+            <w:r>
+              <w:rPr>
+                <w:sz w:val="16"/>
+              </w:rPr>
+              <w:t>108ms</w:t>
+            </w:r>
+          </w:p>
+        </w:tc>
+        <w:tc>
+          <w:tcPr>
+            <w:tcW w:type="dxa" w:w="792"/>
+          </w:tcPr>
+          <w:p>
+            <w:r/>
+            <w:r>
+              <w:rPr>
+                <w:sz w:val="16"/>
+              </w:rPr>
+              <w:t>91.1</w:t>
+            </w:r>
+          </w:p>
+        </w:tc>
+        <w:tc>
+          <w:tcPr>
+            <w:tcW w:type="dxa" w:w="504"/>
+          </w:tcPr>
+          <w:p>
+            <w:r/>
+            <w:r>
+              <w:rPr>
+                <w:sz w:val="16"/>
+              </w:rPr>
+              <w:t>8</w:t>
+            </w:r>
+          </w:p>
+        </w:tc>
+        <w:tc>
+          <w:tcPr>
+            <w:tcW w:type="dxa" w:w="893"/>
+          </w:tcPr>
+          <w:p>
+            <w:r/>
+            <w:r>
+              <w:rPr>
+                <w:sz w:val="16"/>
+              </w:rPr>
+              <w:t>71</w:t>
+            </w:r>
+          </w:p>
+        </w:tc>
+        <w:tc>
+          <w:tcPr>
+            <w:tcW w:type="dxa" w:w="979"/>
+          </w:tcPr>
+          <w:p>
+            <w:r/>
+            <w:r>
+              <w:rPr>
+                <w:sz w:val="16"/>
+              </w:rPr>
+              <w:t>0.6800</w:t>
+            </w:r>
+          </w:p>
+        </w:tc>
+      </w:tr>
+      <w:tr>
+        <w:tc>
+          <w:tcPr>
+            <w:tcW w:type="dxa" w:w="2160"/>
+          </w:tcPr>
+          <w:p>
+            <w:r/>
+            <w:r>
+              <w:rPr>
+                <w:b/>
+                <w:sz w:val="16"/>
+              </w:rPr>
+              <w:t>spec_decode_ngram</w:t>
+            </w:r>
+          </w:p>
+        </w:tc>
+        <w:tc>
+          <w:tcPr>
+            <w:tcW w:type="dxa" w:w="1008"/>
+          </w:tcPr>
+          <w:p>
+            <w:r/>
+            <w:r>
+              <w:rPr>
+                <w:sz w:val="16"/>
+              </w:rPr>
+              <w:t>50.9</w:t>
+            </w:r>
+          </w:p>
+        </w:tc>
+        <w:tc>
+          <w:tcPr>
+            <w:tcW w:type="dxa" w:w="1008"/>
+          </w:tcPr>
+          <w:p>
+            <w:r/>
+            <w:r>
+              <w:rPr>
+                <w:sz w:val="16"/>
+              </w:rPr>
+              <w:t>482ms</w:t>
+            </w:r>
+          </w:p>
+        </w:tc>
+        <w:tc>
+          <w:tcPr>
+            <w:tcW w:type="dxa" w:w="893"/>
+          </w:tcPr>
+          <w:p>
+            <w:r/>
+            <w:r>
+              <w:rPr>
+                <w:sz w:val="16"/>
+              </w:rPr>
+              <w:t>117ms</w:t>
+            </w:r>
+          </w:p>
+        </w:tc>
+        <w:tc>
+          <w:tcPr>
+            <w:tcW w:type="dxa" w:w="792"/>
+          </w:tcPr>
+          <w:p>
+            <w:r/>
+            <w:r>
+              <w:rPr>
+                <w:sz w:val="16"/>
+              </w:rPr>
+              <w:t>90.4</w:t>
+            </w:r>
+          </w:p>
+        </w:tc>
+        <w:tc>
+          <w:tcPr>
+            <w:tcW w:type="dxa" w:w="504"/>
+          </w:tcPr>
+          <w:p>
+            <w:r/>
+            <w:r>
+              <w:rPr>
+                <w:sz w:val="16"/>
+              </w:rPr>
+              <w:t>8</w:t>
+            </w:r>
+          </w:p>
+        </w:tc>
+        <w:tc>
+          <w:tcPr>
+            <w:tcW w:type="dxa" w:w="893"/>
+          </w:tcPr>
+          <w:p>
+            <w:r/>
+            <w:r>
+              <w:rPr>
+                <w:sz w:val="16"/>
+              </w:rPr>
+              <w:t>82</w:t>
+            </w:r>
+          </w:p>
+        </w:tc>
+        <w:tc>
+          <w:tcPr>
+            <w:tcW w:type="dxa" w:w="979"/>
+          </w:tcPr>
+          <w:p>
+            <w:r/>
+            <w:r>
+              <w:rPr>
+                <w:sz w:val="16"/>
+              </w:rPr>
+              <w:t>0.7000</w:t>
+            </w:r>
+          </w:p>
+        </w:tc>
+      </w:tr>
+      <w:tr>
+        <w:tc>
+          <w:tcPr>
+            <w:tcW w:type="dxa" w:w="2160"/>
+          </w:tcPr>
+          <w:p>
+            <w:r/>
+            <w:r>
+              <w:rPr>
+                <w:b/>
+                <w:sz w:val="16"/>
+              </w:rPr>
+              <w:t>graph_capture</w:t>
+            </w:r>
+          </w:p>
+        </w:tc>
+        <w:tc>
+          <w:tcPr>
+            <w:tcW w:type="dxa" w:w="1008"/>
+          </w:tcPr>
+          <w:p>
+            <w:r/>
+            <w:r>
+              <w:rPr>
+                <w:sz w:val="16"/>
+              </w:rPr>
+              <w:t>44.4</w:t>
+            </w:r>
+          </w:p>
+        </w:tc>
+        <w:tc>
+          <w:tcPr>
+            <w:tcW w:type="dxa" w:w="1008"/>
+          </w:tcPr>
+          <w:p>
+            <w:r/>
+            <w:r>
+              <w:rPr>
+                <w:sz w:val="16"/>
+              </w:rPr>
+              <w:t>475ms</w:t>
+            </w:r>
+          </w:p>
+        </w:tc>
+        <w:tc>
+          <w:tcPr>
+            <w:tcW w:type="dxa" w:w="893"/>
+          </w:tcPr>
+          <w:p>
+            <w:r/>
+            <w:r>
+              <w:rPr>
+                <w:sz w:val="16"/>
+              </w:rPr>
+              <w:t>132ms</w:t>
+            </w:r>
+          </w:p>
+        </w:tc>
+        <w:tc>
+          <w:tcPr>
+            <w:tcW w:type="dxa" w:w="792"/>
+          </w:tcPr>
+          <w:p>
+            <w:r/>
+            <w:r>
+              <w:rPr>
+                <w:sz w:val="16"/>
+              </w:rPr>
+              <w:t>91.3</w:t>
+            </w:r>
+          </w:p>
+        </w:tc>
+        <w:tc>
+          <w:tcPr>
+            <w:tcW w:type="dxa" w:w="504"/>
+          </w:tcPr>
+          <w:p>
+            <w:r/>
+            <w:r>
+              <w:rPr>
+                <w:sz w:val="16"/>
+              </w:rPr>
+              <w:t>8</w:t>
+            </w:r>
+          </w:p>
+        </w:tc>
+        <w:tc>
+          <w:tcPr>
+            <w:tcW w:type="dxa" w:w="893"/>
+          </w:tcPr>
+          <w:p>
+            <w:r/>
+            <w:r>
+              <w:rPr>
+                <w:sz w:val="16"/>
+              </w:rPr>
+              <w:t>94</w:t>
+            </w:r>
+          </w:p>
+        </w:tc>
+        <w:tc>
+          <w:tcPr>
+            <w:tcW w:type="dxa" w:w="979"/>
+          </w:tcPr>
+          <w:p>
+            <w:r/>
+            <w:r>
+              <w:rPr>
+                <w:sz w:val="16"/>
+              </w:rPr>
+              <w:t>0.7000</w:t>
+            </w:r>
+          </w:p>
+        </w:tc>
+      </w:tr>
+      <w:tr>
+        <w:tc>
+          <w:tcPr>
+            <w:tcW w:type="dxa" w:w="2160"/>
+          </w:tcPr>
+          <w:p>
+            <w:r/>
+            <w:r>
+              <w:rPr>
+                <w:b/>
+                <w:sz w:val="16"/>
+              </w:rPr>
+              <w:t>spec_decode_ngram</w:t>
+            </w:r>
+          </w:p>
+        </w:tc>
+        <w:tc>
+          <w:tcPr>
+            <w:tcW w:type="dxa" w:w="1008"/>
+          </w:tcPr>
+          <w:p>
+            <w:r/>
+            <w:r>
+              <w:rPr>
+                <w:sz w:val="16"/>
+              </w:rPr>
+              <w:t>40.4</w:t>
+            </w:r>
+          </w:p>
+        </w:tc>
+        <w:tc>
+          <w:tcPr>
+            <w:tcW w:type="dxa" w:w="1008"/>
+          </w:tcPr>
+          <w:p>
+            <w:r/>
+            <w:r>
+              <w:rPr>
+                <w:sz w:val="16"/>
+              </w:rPr>
+              <w:t>328ms</w:t>
+            </w:r>
+          </w:p>
+        </w:tc>
+        <w:tc>
+          <w:tcPr>
+            <w:tcW w:type="dxa" w:w="893"/>
+          </w:tcPr>
+          <w:p>
+            <w:r/>
+            <w:r>
+              <w:rPr>
+                <w:sz w:val="16"/>
+              </w:rPr>
+              <w:t>48ms</w:t>
+            </w:r>
+          </w:p>
+        </w:tc>
+        <w:tc>
+          <w:tcPr>
+            <w:tcW w:type="dxa" w:w="792"/>
+          </w:tcPr>
+          <w:p>
+            <w:r/>
+            <w:r>
+              <w:rPr>
+                <w:sz w:val="16"/>
+              </w:rPr>
+              <w:t>90.9</w:t>
+            </w:r>
+          </w:p>
+        </w:tc>
+        <w:tc>
+          <w:tcPr>
+            <w:tcW w:type="dxa" w:w="504"/>
+          </w:tcPr>
+          <w:p>
+            <w:r/>
+            <w:r>
+              <w:rPr>
+                <w:sz w:val="16"/>
+              </w:rPr>
+              <w:t>2</w:t>
+            </w:r>
+          </w:p>
+        </w:tc>
+        <w:tc>
+          <w:tcPr>
+            <w:tcW w:type="dxa" w:w="893"/>
+          </w:tcPr>
+          <w:p>
+            <w:r/>
+            <w:r>
+              <w:rPr>
+                <w:sz w:val="16"/>
+              </w:rPr>
+              <w:t>103</w:t>
+            </w:r>
+          </w:p>
+        </w:tc>
+        <w:tc>
+          <w:tcPr>
+            <w:tcW w:type="dxa" w:w="979"/>
+          </w:tcPr>
+          <w:p>
+            <w:r/>
+            <w:r>
+              <w:rPr>
+                <w:sz w:val="16"/>
+              </w:rPr>
+              <w:t>0.7000</w:t>
             </w:r>
           </w:p>
         </w:tc>
@@ -11634,6 +16968,24 @@
       </w:pPr>
       <w:r>
         <w:t>All results are single-GPU on GB10 with UNIFIED memory, where gpu_memory_utilization is a fraction of system RAM the CPU also competes for. NVFP4 requires Blackwell and will not load on H100.</w:t>
+      </w:r>
+    </w:p>
+    <w:p>
+      <w:pPr>
+        <w:pStyle w:val="ListBullet"/>
+        <w:spacing w:after="60"/>
+      </w:pPr>
+      <w:r>
+        <w:t>Two lossless traversals of the MoE disagree. Seed goodput was measured at 29.7 in one run and 35.8 in the other — a 20% gap between supposedly identical starting points — and the walks then diverged on prefix caching. Neither run is wrong; the walk simply resolves keep/revert at a 5% band against across-launch spread that is itself around 5%. Any single traversal result should be read as one sample, not as the configuration's answer.</w:t>
+      </w:r>
+    </w:p>
+    <w:p>
+      <w:pPr>
+        <w:pStyle w:val="ListBullet"/>
+        <w:spacing w:after="60"/>
+      </w:pPr>
+      <w:r>
+        <w:t>The 14B and MoE lossy numbers were produced by DIFFERENT INSTRUMENTS and must not be tabulated against each other. See the coverage table: the 14B rows are ladder rows pinned at L=30, the MoE rows are traversal rows measured at their own swept peak.</w:t>
       </w:r>
     </w:p>
     <w:p>
